--- a/SEO-Clients-Hub/clients/Garlock/Garlock-Blog-SEO-Audit-Running-Log.docx
+++ b/SEO-Clients-Hub/clients/Garlock/Garlock-Blog-SEO-Audit-Running-Log.docx
@@ -1,5 +1,27 @@
 
-<file path=word/document.xml><?xml version="1.0" encoding="utf-8"?>
+<file path=docProps\app.xml><?xml version="1.0" encoding="utf-8"?>
+<Properties xmlns="http://schemas.openxmlformats.org/officeDocument/2006/extended-properties" xmlns:vt="http://schemas.openxmlformats.org/officeDocument/2006/docPropsVTypes"/>
+</file>
+
+<file path=docProps\core.xml><?xml version="1.0" encoding="utf-8"?>
+<cp:coreProperties xmlns:cp="http://schemas.openxmlformats.org/package/2006/metadata/core-properties" xmlns:dc="http://purl.org/dc/elements/1.1/" xmlns:dcterms="http://purl.org/dc/terms/" xmlns:dcmitype="http://purl.org/dc/dcmitype/" xmlns:xsi="http://www.w3.org/2001/XMLSchema-instance">
+  <dc:creator>Un-named</dc:creator>
+  <cp:lastModifiedBy>Un-named</cp:lastModifiedBy>
+  <cp:revision>1</cp:revision>
+  <dcterms:created xsi:type="dcterms:W3CDTF">2026-08-27T00:28:36.592Z</dcterms:created>
+  <dcterms:modified xsi:type="dcterms:W3CDTF">2026-08-27T00:28:36.592Z</dcterms:modified>
+</cp:coreProperties>
+</file>
+
+<file path=docProps\custom.xml><?xml version="1.0" encoding="utf-8"?>
+<Properties xmlns="http://schemas.openxmlformats.org/officeDocument/2006/custom-properties" xmlns:vt="http://schemas.openxmlformats.org/officeDocument/2006/docPropsVTypes"/>
+</file>
+
+<file path=word\comments.xml><?xml version="1.0" encoding="utf-8"?>
+<w:comments xmlns:cx="http://schemas.microsoft.com/office/drawing/2014/chartex" xmlns:cx1="http://schemas.microsoft.com/office/drawing/2015/9/8/chartex" xmlns:cx2="http://schemas.microsoft.com/office/drawing/2015/10/21/chartex" xmlns:cx3="http://schemas.microsoft.com/office/drawing/2016/5/9/chartex" xmlns:cx4="http://schemas.microsoft.com/office/drawing/2016/5/10/chartex" xmlns:cx5="http://schemas.microsoft.com/office/drawing/2016/5/11/chartex" xmlns:cx6="http://schemas.microsoft.com/office/drawing/2016/5/12/chartex" xmlns:cx7="http://schemas.microsoft.com/office/drawing/2016/5/13/chartex" xmlns:cx8="http://schemas.microsoft.com/office/drawing/2016/5/14/chartex" xmlns:mc="http://schemas.openxmlformats.org/markup-compatibility/2006" xmlns:aink="http://schemas.microsoft.com/office/drawing/2016/ink" xmlns:am3d="http://schemas.microsoft.com/office/drawing/2017/model3d" xmlns:o="urn:schemas-microsoft-com:office:office" xmlns:r="http://schemas.openxmlformats.org/officeDocument/2006/relationships" xmlns:m="http://schemas.openxmlformats.org/officeDocument/2006/math" xmlns:v="urn:schemas-microsoft-com:vml" xmlns:wp14="http://schemas.microsoft.com/office/word/2010/wordprocessingDrawing" xmlns:wp="http://schemas.openxmlformats.org/drawingml/2006/wordprocessingDrawing" xmlns:w10="urn:schemas-microsoft-com:office:word" xmlns:w="http://schemas.openxmlformats.org/wordprocessingml/2006/main" xmlns:w14="http://schemas.microsoft.com/office/word/2010/wordml" xmlns:w15="http://schemas.microsoft.com/office/word/2012/wordml" xmlns:w16cex="http://schemas.microsoft.com/office/word/2018/wordml/cex" xmlns:w16cid="http://schemas.microsoft.com/office/word/2016/wordml/cid" xmlns:w16="http://schemas.microsoft.com/office/word/2018/wordml" xmlns:w16sdtdh="http://schemas.microsoft.com/office/word/2020/wordml/sdtdatahash" xmlns:w16se="http://schemas.microsoft.com/office/word/2015/wordml/symex" xmlns:wpg="http://schemas.microsoft.com/office/word/2010/wordprocessingGroup" xmlns:wpi="http://schemas.microsoft.com/office/word/2010/wordprocessingInk" xmlns:wne="http://schemas.microsoft.com/office/word/2006/wordml" xmlns:wps="http://schemas.microsoft.com/office/word/2010/wordprocessingShape"/>
+</file>
+
+<file path=word\document.xml><?xml version="1.0" encoding="utf-8"?>
 <w:document xmlns:wpc="http://schemas.microsoft.com/office/word/2010/wordprocessingCanvas" xmlns:mc="http://schemas.openxmlformats.org/markup-compatibility/2006" xmlns:o="urn:schemas-microsoft-com:office:office" xmlns:r="http://schemas.openxmlformats.org/officeDocument/2006/relationships" xmlns:m="http://schemas.openxmlformats.org/officeDocument/2006/math" xmlns:v="urn:schemas-microsoft-com:vml" xmlns:wp14="http://schemas.microsoft.com/office/word/2010/wordprocessingDrawing" xmlns:wp="http://schemas.openxmlformats.org/drawingml/2006/wordprocessingDrawing" xmlns:w10="urn:schemas-microsoft-com:office:word" xmlns:w="http://schemas.openxmlformats.org/wordprocessingml/2006/main" xmlns:w14="http://schemas.microsoft.com/office/word/2010/wordml" xmlns:w15="http://schemas.microsoft.com/office/word/2012/wordml" xmlns:wpg="http://schemas.microsoft.com/office/word/2010/wordprocessingGroup" xmlns:wpi="http://schemas.microsoft.com/office/word/2010/wordprocessingInk" xmlns:wne="http://schemas.microsoft.com/office/word/2006/wordml" xmlns:wps="http://schemas.microsoft.com/office/word/2010/wordprocessingShape" xmlns:cx="http://schemas.microsoft.com/office/drawing/2014/chartex" xmlns:cx1="http://schemas.microsoft.com/office/drawing/2015/9/8/chartex" xmlns:cx2="http://schemas.microsoft.com/office/drawing/2015/10/21/chartex" xmlns:cx3="http://schemas.microsoft.com/office/drawing/2016/5/9/chartex" xmlns:cx4="http://schemas.microsoft.com/office/drawing/2016/5/10/chartex" xmlns:cx5="http://schemas.microsoft.com/office/drawing/2016/5/11/chartex" xmlns:cx6="http://schemas.microsoft.com/office/drawing/2016/5/12/chartex" xmlns:cx7="http://schemas.microsoft.com/office/drawing/2016/5/13/chartex" xmlns:cx8="http://schemas.microsoft.com/office/drawing/2016/5/14/chartex" xmlns:aink="http://schemas.microsoft.com/office/drawing/2016/ink" xmlns:am3d="http://schemas.microsoft.com/office/drawing/2017/model3d" xmlns:w16cex="http://schemas.microsoft.com/office/word/2018/wordml/cex" xmlns:w16cid="http://schemas.microsoft.com/office/word/2016/wordml/cid" xmlns:w16="http://schemas.microsoft.com/office/word/2018/wordml" xmlns:w16sdtdh="http://schemas.microsoft.com/office/word/2020/wordml/sdtdatahash" xmlns:w16se="http://schemas.microsoft.com/office/word/2015/wordml/symex" mc:Ignorable="w14 w15 wp14">
   <w:body>
     <w:p>
@@ -172,7 +194,24 @@
         <w:t xml:space="preserve">      Audited: </w:t>
       </w:r>
       <w:r>
-        <w:t xml:space="preserve">2026-08-17</w:t>
+        <w:t xml:space="preserve">
+          2026-08-17
+          <w:p>
+            <w:pPr>
+              <w:spacing w:after="20"/>
+            </w:pPr>
+            <w:r>
+              <w:rPr>
+                <w:b/>
+                <w:bCs/>
+              </w:rPr>
+              <w:t xml:space="preserve">Billing: </w:t>
+            </w:r>
+            <w:r>
+              <w:t xml:space="preserve">☐ Unbilled</w:t>
+            </w:r>
+          </w:p>
+        </w:t>
       </w:r>
     </w:p>
     <w:p>
@@ -665,7 +704,24 @@
         <w:t xml:space="preserve">      Audited: </w:t>
       </w:r>
       <w:r>
-        <w:t xml:space="preserve">2026-08-17</w:t>
+        <w:t xml:space="preserve">
+          2026-08-17
+          <w:p>
+            <w:pPr>
+              <w:spacing w:after="20"/>
+            </w:pPr>
+            <w:r>
+              <w:rPr>
+                <w:b/>
+                <w:bCs/>
+              </w:rPr>
+              <w:t xml:space="preserve">Billing: </w:t>
+            </w:r>
+            <w:r>
+              <w:t xml:space="preserve">☐ Unbilled</w:t>
+            </w:r>
+          </w:p>
+        </w:t>
       </w:r>
     </w:p>
     <w:p>
@@ -1140,7 +1196,24 @@
         <w:t xml:space="preserve">      Audited: </w:t>
       </w:r>
       <w:r>
-        <w:t xml:space="preserve">2026-08-17</w:t>
+        <w:t xml:space="preserve">
+          2026-08-17
+          <w:p>
+            <w:pPr>
+              <w:spacing w:after="20"/>
+            </w:pPr>
+            <w:r>
+              <w:rPr>
+                <w:b/>
+                <w:bCs/>
+              </w:rPr>
+              <w:t xml:space="preserve">Billing: </w:t>
+            </w:r>
+            <w:r>
+              <w:t xml:space="preserve">☐ Unbilled</w:t>
+            </w:r>
+          </w:p>
+        </w:t>
       </w:r>
     </w:p>
     <w:p>
@@ -1712,7 +1785,24 @@
         <w:t xml:space="preserve">      Audited: </w:t>
       </w:r>
       <w:r>
-        <w:t xml:space="preserve">2026-08-17</w:t>
+        <w:t xml:space="preserve">
+          2026-08-17
+          <w:p>
+            <w:pPr>
+              <w:spacing w:after="20"/>
+            </w:pPr>
+            <w:r>
+              <w:rPr>
+                <w:b/>
+                <w:bCs/>
+              </w:rPr>
+              <w:t xml:space="preserve">Billing: </w:t>
+            </w:r>
+            <w:r>
+              <w:t xml:space="preserve">☐ Unbilled</w:t>
+            </w:r>
+          </w:p>
+        </w:t>
       </w:r>
     </w:p>
     <w:p>
@@ -2284,7 +2374,24 @@
         <w:t xml:space="preserve">      Audited: </w:t>
       </w:r>
       <w:r>
-        <w:t xml:space="preserve">2026-08-17</w:t>
+        <w:t xml:space="preserve">
+          2026-08-17
+          <w:p>
+            <w:pPr>
+              <w:spacing w:after="20"/>
+            </w:pPr>
+            <w:r>
+              <w:rPr>
+                <w:b/>
+                <w:bCs/>
+              </w:rPr>
+              <w:t xml:space="preserve">Billing: </w:t>
+            </w:r>
+            <w:r>
+              <w:t xml:space="preserve">☐ Unbilled</w:t>
+            </w:r>
+          </w:p>
+        </w:t>
       </w:r>
     </w:p>
     <w:p>
@@ -2929,7 +3036,24 @@
         <w:t xml:space="preserve">      Audited: </w:t>
       </w:r>
       <w:r>
-        <w:t xml:space="preserve">2026-08-17</w:t>
+        <w:t xml:space="preserve">
+          2026-08-17
+          <w:p>
+            <w:pPr>
+              <w:spacing w:after="20"/>
+            </w:pPr>
+            <w:r>
+              <w:rPr>
+                <w:b/>
+                <w:bCs/>
+              </w:rPr>
+              <w:t xml:space="preserve">Billing: </w:t>
+            </w:r>
+            <w:r>
+              <w:t xml:space="preserve">☐ Unbilled</w:t>
+            </w:r>
+          </w:p>
+        </w:t>
       </w:r>
     </w:p>
     <w:p>
@@ -3459,7 +3583,24 @@
         <w:t xml:space="preserve">      Audited: </w:t>
       </w:r>
       <w:r>
-        <w:t xml:space="preserve">2026-08-19</w:t>
+        <w:t xml:space="preserve">
+          2026-08-19
+          <w:p>
+            <w:pPr>
+              <w:spacing w:after="20"/>
+            </w:pPr>
+            <w:r>
+              <w:rPr>
+                <w:b/>
+                <w:bCs/>
+              </w:rPr>
+              <w:t xml:space="preserve">Billing: </w:t>
+            </w:r>
+            <w:r>
+              <w:t xml:space="preserve">☐ Unbilled</w:t>
+            </w:r>
+          </w:p>
+        </w:t>
       </w:r>
     </w:p>
     <w:p>
@@ -4154,7 +4295,24 @@
         <w:t xml:space="preserve">      Audited: </w:t>
       </w:r>
       <w:r>
-        <w:t xml:space="preserve">2026-08-19</w:t>
+        <w:t xml:space="preserve">
+          2026-08-19
+          <w:p>
+            <w:pPr>
+              <w:spacing w:after="20"/>
+            </w:pPr>
+            <w:r>
+              <w:rPr>
+                <w:b/>
+                <w:bCs/>
+              </w:rPr>
+              <w:t xml:space="preserve">Billing: </w:t>
+            </w:r>
+            <w:r>
+              <w:t xml:space="preserve">☐ Unbilled</w:t>
+            </w:r>
+          </w:p>
+        </w:t>
       </w:r>
     </w:p>
     <w:p>
@@ -4757,7 +4915,24 @@
         <w:t xml:space="preserve">      Audited: </w:t>
       </w:r>
       <w:r>
-        <w:t xml:space="preserve">2026-08-19</w:t>
+        <w:t xml:space="preserve">
+          2026-08-19
+          <w:p>
+            <w:pPr>
+              <w:spacing w:after="20"/>
+            </w:pPr>
+            <w:r>
+              <w:rPr>
+                <w:b/>
+                <w:bCs/>
+              </w:rPr>
+              <w:t xml:space="preserve">Billing: </w:t>
+            </w:r>
+            <w:r>
+              <w:t xml:space="preserve">☐ Unbilled</w:t>
+            </w:r>
+          </w:p>
+        </w:t>
       </w:r>
     </w:p>
     <w:p>
@@ -5564,7 +5739,24 @@
         <w:t xml:space="preserve">      Audited: </w:t>
       </w:r>
       <w:r>
-        <w:t xml:space="preserve">2026-08-19</w:t>
+        <w:t xml:space="preserve">
+          2026-08-19
+          <w:p>
+            <w:pPr>
+              <w:spacing w:after="20"/>
+            </w:pPr>
+            <w:r>
+              <w:rPr>
+                <w:b/>
+                <w:bCs/>
+              </w:rPr>
+              <w:t xml:space="preserve">Billing: </w:t>
+            </w:r>
+            <w:r>
+              <w:t xml:space="preserve">☐ Unbilled</w:t>
+            </w:r>
+          </w:p>
+        </w:t>
       </w:r>
     </w:p>
     <w:p>
@@ -6154,7 +6346,24 @@
         <w:t xml:space="preserve">      Audited: </w:t>
       </w:r>
       <w:r>
-        <w:t xml:space="preserve">2026-08-19</w:t>
+        <w:t xml:space="preserve">
+          2026-08-19
+          <w:p>
+            <w:pPr>
+              <w:spacing w:after="20"/>
+            </w:pPr>
+            <w:r>
+              <w:rPr>
+                <w:b/>
+                <w:bCs/>
+              </w:rPr>
+              <w:t xml:space="preserve">Billing: </w:t>
+            </w:r>
+            <w:r>
+              <w:t xml:space="preserve">☐ Unbilled</w:t>
+            </w:r>
+          </w:p>
+        </w:t>
       </w:r>
     </w:p>
     <w:p>
@@ -6689,7 +6898,24 @@
         <w:t xml:space="preserve">      Audited: </w:t>
       </w:r>
       <w:r>
-        <w:t xml:space="preserve">2026-08-19</w:t>
+        <w:t xml:space="preserve">
+          2026-08-19
+          <w:p>
+            <w:pPr>
+              <w:spacing w:after="20"/>
+            </w:pPr>
+            <w:r>
+              <w:rPr>
+                <w:b/>
+                <w:bCs/>
+              </w:rPr>
+              <w:t xml:space="preserve">Billing: </w:t>
+            </w:r>
+            <w:r>
+              <w:t xml:space="preserve">☐ Unbilled</w:t>
+            </w:r>
+          </w:p>
+        </w:t>
       </w:r>
     </w:p>
     <w:p>
@@ -7334,7 +7560,24 @@
         <w:t xml:space="preserve">      Audited: </w:t>
       </w:r>
       <w:r>
-        <w:t xml:space="preserve">2026-08-19</w:t>
+        <w:t xml:space="preserve">
+          2026-08-19
+          <w:p>
+            <w:pPr>
+              <w:spacing w:after="20"/>
+            </w:pPr>
+            <w:r>
+              <w:rPr>
+                <w:b/>
+                <w:bCs/>
+              </w:rPr>
+              <w:t xml:space="preserve">Billing: </w:t>
+            </w:r>
+            <w:r>
+              <w:t xml:space="preserve">☐ Unbilled</w:t>
+            </w:r>
+          </w:p>
+        </w:t>
       </w:r>
     </w:p>
     <w:p>
@@ -7924,7 +8167,24 @@
         <w:t xml:space="preserve">      Audited: </w:t>
       </w:r>
       <w:r>
-        <w:t xml:space="preserve">2026-08-19</w:t>
+        <w:t xml:space="preserve">
+          2026-08-19
+          <w:p>
+            <w:pPr>
+              <w:spacing w:after="20"/>
+            </w:pPr>
+            <w:r>
+              <w:rPr>
+                <w:b/>
+                <w:bCs/>
+              </w:rPr>
+              <w:t xml:space="preserve">Billing: </w:t>
+            </w:r>
+            <w:r>
+              <w:t xml:space="preserve">☐ Unbilled</w:t>
+            </w:r>
+          </w:p>
+        </w:t>
       </w:r>
     </w:p>
     <w:p>
@@ -8485,7 +8745,24 @@
         <w:t xml:space="preserve">      Audited: </w:t>
       </w:r>
       <w:r>
-        <w:t xml:space="preserve">2026-08-19</w:t>
+        <w:t xml:space="preserve">
+          2026-08-19
+          <w:p>
+            <w:pPr>
+              <w:spacing w:after="20"/>
+            </w:pPr>
+            <w:r>
+              <w:rPr>
+                <w:b/>
+                <w:bCs/>
+              </w:rPr>
+              <w:t xml:space="preserve">Billing: </w:t>
+            </w:r>
+            <w:r>
+              <w:t xml:space="preserve">☐ Unbilled</w:t>
+            </w:r>
+          </w:p>
+        </w:t>
       </w:r>
     </w:p>
     <w:p>
@@ -9064,7 +9341,24 @@
         <w:t xml:space="preserve">      Audited: </w:t>
       </w:r>
       <w:r>
-        <w:t xml:space="preserve">2026-08-19</w:t>
+        <w:t xml:space="preserve">
+          2026-08-19
+          <w:p>
+            <w:pPr>
+              <w:spacing w:after="20"/>
+            </w:pPr>
+            <w:r>
+              <w:rPr>
+                <w:b/>
+                <w:bCs/>
+              </w:rPr>
+              <w:t xml:space="preserve">Billing: </w:t>
+            </w:r>
+            <w:r>
+              <w:t xml:space="preserve">☐ Unbilled</w:t>
+            </w:r>
+          </w:p>
+        </w:t>
       </w:r>
     </w:p>
     <w:p>
@@ -9735,7 +10029,24 @@
         <w:t xml:space="preserve">      Audited: </w:t>
       </w:r>
       <w:r>
-        <w:t xml:space="preserve">2026-08-19</w:t>
+        <w:t xml:space="preserve">
+          2026-08-19
+          <w:p>
+            <w:pPr>
+              <w:spacing w:after="20"/>
+            </w:pPr>
+            <w:r>
+              <w:rPr>
+                <w:b/>
+                <w:bCs/>
+              </w:rPr>
+              <w:t xml:space="preserve">Billing: </w:t>
+            </w:r>
+            <w:r>
+              <w:t xml:space="preserve">☐ Unbilled</w:t>
+            </w:r>
+          </w:p>
+        </w:t>
       </w:r>
     </w:p>
     <w:p>
@@ -10241,7 +10552,24 @@
         <w:t xml:space="preserve">      Audited: </w:t>
       </w:r>
       <w:r>
-        <w:t xml:space="preserve">2026-08-19</w:t>
+        <w:t xml:space="preserve">
+          2026-08-19
+          <w:p>
+            <w:pPr>
+              <w:spacing w:after="20"/>
+            </w:pPr>
+            <w:r>
+              <w:rPr>
+                <w:b/>
+                <w:bCs/>
+              </w:rPr>
+              <w:t xml:space="preserve">Billing: </w:t>
+            </w:r>
+            <w:r>
+              <w:t xml:space="preserve">☐ Unbilled</w:t>
+            </w:r>
+          </w:p>
+        </w:t>
       </w:r>
     </w:p>
     <w:p>
@@ -10899,7 +11227,24 @@
         <w:t xml:space="preserve">      Audited: </w:t>
       </w:r>
       <w:r>
-        <w:t xml:space="preserve">2026-08-19</w:t>
+        <w:t xml:space="preserve">
+          2026-08-19
+          <w:p>
+            <w:pPr>
+              <w:spacing w:after="20"/>
+            </w:pPr>
+            <w:r>
+              <w:rPr>
+                <w:b/>
+                <w:bCs/>
+              </w:rPr>
+              <w:t xml:space="preserve">Billing: </w:t>
+            </w:r>
+            <w:r>
+              <w:t xml:space="preserve">☐ Unbilled</w:t>
+            </w:r>
+          </w:p>
+        </w:t>
       </w:r>
     </w:p>
     <w:p>
@@ -11429,7 +11774,24 @@
         <w:t xml:space="preserve">      Audited: </w:t>
       </w:r>
       <w:r>
-        <w:t xml:space="preserve">2026-08-19</w:t>
+        <w:t xml:space="preserve">
+          2026-08-19
+          <w:p>
+            <w:pPr>
+              <w:spacing w:after="20"/>
+            </w:pPr>
+            <w:r>
+              <w:rPr>
+                <w:b/>
+                <w:bCs/>
+              </w:rPr>
+              <w:t xml:space="preserve">Billing: </w:t>
+            </w:r>
+            <w:r>
+              <w:t xml:space="preserve">☐ Unbilled</w:t>
+            </w:r>
+          </w:p>
+        </w:t>
       </w:r>
     </w:p>
     <w:p>
@@ -11953,7 +12315,24 @@
         <w:t xml:space="preserve">      Audited: </w:t>
       </w:r>
       <w:r>
-        <w:t xml:space="preserve">2026-08-19</w:t>
+        <w:t xml:space="preserve">
+          2026-08-19
+          <w:p>
+            <w:pPr>
+              <w:spacing w:after="20"/>
+            </w:pPr>
+            <w:r>
+              <w:rPr>
+                <w:b/>
+                <w:bCs/>
+              </w:rPr>
+              <w:t xml:space="preserve">Billing: </w:t>
+            </w:r>
+            <w:r>
+              <w:t xml:space="preserve">☐ Unbilled</w:t>
+            </w:r>
+          </w:p>
+        </w:t>
       </w:r>
     </w:p>
     <w:p>
@@ -12477,7 +12856,24 @@
         <w:t xml:space="preserve">      Audited: </w:t>
       </w:r>
       <w:r>
-        <w:t xml:space="preserve">2026-08-19</w:t>
+        <w:t xml:space="preserve">
+          2026-08-19
+          <w:p>
+            <w:pPr>
+              <w:spacing w:after="20"/>
+            </w:pPr>
+            <w:r>
+              <w:rPr>
+                <w:b/>
+                <w:bCs/>
+              </w:rPr>
+              <w:t xml:space="preserve">Billing: </w:t>
+            </w:r>
+            <w:r>
+              <w:t xml:space="preserve">☐ Unbilled</w:t>
+            </w:r>
+          </w:p>
+        </w:t>
       </w:r>
     </w:p>
     <w:p>
@@ -13001,7 +13397,24 @@
         <w:t xml:space="preserve">      Audited: </w:t>
       </w:r>
       <w:r>
-        <w:t xml:space="preserve">2026-08-19</w:t>
+        <w:t xml:space="preserve">
+          2026-08-19
+          <w:p>
+            <w:pPr>
+              <w:spacing w:after="20"/>
+            </w:pPr>
+            <w:r>
+              <w:rPr>
+                <w:b/>
+                <w:bCs/>
+              </w:rPr>
+              <w:t xml:space="preserve">Billing: </w:t>
+            </w:r>
+            <w:r>
+              <w:t xml:space="preserve">☐ Unbilled</w:t>
+            </w:r>
+          </w:p>
+        </w:t>
       </w:r>
     </w:p>
     <w:p>
@@ -13507,7 +13920,24 @@
         <w:t xml:space="preserve">      Audited: </w:t>
       </w:r>
       <w:r>
-        <w:t xml:space="preserve">2026-08-19</w:t>
+        <w:t xml:space="preserve">
+          2026-08-19
+          <w:p>
+            <w:pPr>
+              <w:spacing w:after="20"/>
+            </w:pPr>
+            <w:r>
+              <w:rPr>
+                <w:b/>
+                <w:bCs/>
+              </w:rPr>
+              <w:t xml:space="preserve">Billing: </w:t>
+            </w:r>
+            <w:r>
+              <w:t xml:space="preserve">☐ Unbilled</w:t>
+            </w:r>
+          </w:p>
+        </w:t>
       </w:r>
     </w:p>
     <w:p>
@@ -14068,7 +14498,24 @@
         <w:t xml:space="preserve">      Audited: </w:t>
       </w:r>
       <w:r>
-        <w:t xml:space="preserve">2026-08-26</w:t>
+        <w:t xml:space="preserve">
+          2026-08-26
+          <w:p>
+            <w:pPr>
+              <w:spacing w:after="20"/>
+            </w:pPr>
+            <w:r>
+              <w:rPr>
+                <w:b/>
+                <w:bCs/>
+              </w:rPr>
+              <w:t xml:space="preserve">Billing: </w:t>
+            </w:r>
+            <w:r>
+              <w:t xml:space="preserve">☐ Unbilled</w:t>
+            </w:r>
+          </w:p>
+        </w:t>
       </w:r>
     </w:p>
     <w:p>
@@ -14616,7 +15063,24 @@
         <w:t xml:space="preserve">      Audited: </w:t>
       </w:r>
       <w:r>
-        <w:t xml:space="preserve">2026-08-26</w:t>
+        <w:t xml:space="preserve">
+          2026-08-26
+          <w:p>
+            <w:pPr>
+              <w:spacing w:after="20"/>
+            </w:pPr>
+            <w:r>
+              <w:rPr>
+                <w:b/>
+                <w:bCs/>
+              </w:rPr>
+              <w:t xml:space="preserve">Billing: </w:t>
+            </w:r>
+            <w:r>
+              <w:t xml:space="preserve">☐ Unbilled</w:t>
+            </w:r>
+          </w:p>
+        </w:t>
       </w:r>
     </w:p>
     <w:p>
@@ -15232,7 +15696,24 @@
         <w:t xml:space="preserve">      Audited: </w:t>
       </w:r>
       <w:r>
-        <w:t xml:space="preserve">2026-08-26</w:t>
+        <w:t xml:space="preserve">
+          2026-08-26
+          <w:p>
+            <w:pPr>
+              <w:spacing w:after="20"/>
+            </w:pPr>
+            <w:r>
+              <w:rPr>
+                <w:b/>
+                <w:bCs/>
+              </w:rPr>
+              <w:t xml:space="preserve">Billing: </w:t>
+            </w:r>
+            <w:r>
+              <w:t xml:space="preserve">☐ Unbilled</w:t>
+            </w:r>
+          </w:p>
+        </w:t>
       </w:r>
     </w:p>
     <w:p>
@@ -15756,7 +16237,24 @@
         <w:t xml:space="preserve">      Audited: </w:t>
       </w:r>
       <w:r>
-        <w:t xml:space="preserve">2026-08-26</w:t>
+        <w:t xml:space="preserve">
+          2026-08-26
+          <w:p>
+            <w:pPr>
+              <w:spacing w:after="20"/>
+            </w:pPr>
+            <w:r>
+              <w:rPr>
+                <w:b/>
+                <w:bCs/>
+              </w:rPr>
+              <w:t xml:space="preserve">Billing: </w:t>
+            </w:r>
+            <w:r>
+              <w:t xml:space="preserve">☐ Unbilled</w:t>
+            </w:r>
+          </w:p>
+        </w:t>
       </w:r>
     </w:p>
     <w:p>
@@ -16322,7 +16820,24 @@
         <w:t xml:space="preserve">      Audited: </w:t>
       </w:r>
       <w:r>
-        <w:t xml:space="preserve">2026-08-26</w:t>
+        <w:t xml:space="preserve">
+          2026-08-26
+          <w:p>
+            <w:pPr>
+              <w:spacing w:after="20"/>
+            </w:pPr>
+            <w:r>
+              <w:rPr>
+                <w:b/>
+                <w:bCs/>
+              </w:rPr>
+              <w:t xml:space="preserve">Billing: </w:t>
+            </w:r>
+            <w:r>
+              <w:t xml:space="preserve">☐ Unbilled</w:t>
+            </w:r>
+          </w:p>
+        </w:t>
       </w:r>
     </w:p>
     <w:p>
@@ -16870,7 +17385,24 @@
         <w:t xml:space="preserve">      Audited: </w:t>
       </w:r>
       <w:r>
-        <w:t xml:space="preserve">2026-08-26</w:t>
+        <w:t xml:space="preserve">
+          2026-08-26
+          <w:p>
+            <w:pPr>
+              <w:spacing w:after="20"/>
+            </w:pPr>
+            <w:r>
+              <w:rPr>
+                <w:b/>
+                <w:bCs/>
+              </w:rPr>
+              <w:t xml:space="preserve">Billing: </w:t>
+            </w:r>
+            <w:r>
+              <w:t xml:space="preserve">☐ Unbilled</w:t>
+            </w:r>
+          </w:p>
+        </w:t>
       </w:r>
     </w:p>
     <w:p>
@@ -17431,7 +17963,24 @@
         <w:t xml:space="preserve">      Audited: </w:t>
       </w:r>
       <w:r>
-        <w:t xml:space="preserve">2026-08-26</w:t>
+        <w:t xml:space="preserve">
+          2026-08-26
+          <w:p>
+            <w:pPr>
+              <w:spacing w:after="20"/>
+            </w:pPr>
+            <w:r>
+              <w:rPr>
+                <w:b/>
+                <w:bCs/>
+              </w:rPr>
+              <w:t xml:space="preserve">Billing: </w:t>
+            </w:r>
+            <w:r>
+              <w:t xml:space="preserve">☐ Unbilled</w:t>
+            </w:r>
+          </w:p>
+        </w:t>
       </w:r>
     </w:p>
     <w:p>
@@ -17928,11 +18477,7 @@
 </w:document>
 </file>
 
-<file path=word/comments.xml><?xml version="1.0" encoding="utf-8"?>
-<w:comments xmlns:cx="http://schemas.microsoft.com/office/drawing/2014/chartex" xmlns:cx1="http://schemas.microsoft.com/office/drawing/2015/9/8/chartex" xmlns:cx2="http://schemas.microsoft.com/office/drawing/2015/10/21/chartex" xmlns:cx3="http://schemas.microsoft.com/office/drawing/2016/5/9/chartex" xmlns:cx4="http://schemas.microsoft.com/office/drawing/2016/5/10/chartex" xmlns:cx5="http://schemas.microsoft.com/office/drawing/2016/5/11/chartex" xmlns:cx6="http://schemas.microsoft.com/office/drawing/2016/5/12/chartex" xmlns:cx7="http://schemas.microsoft.com/office/drawing/2016/5/13/chartex" xmlns:cx8="http://schemas.microsoft.com/office/drawing/2016/5/14/chartex" xmlns:mc="http://schemas.openxmlformats.org/markup-compatibility/2006" xmlns:aink="http://schemas.microsoft.com/office/drawing/2016/ink" xmlns:am3d="http://schemas.microsoft.com/office/drawing/2017/model3d" xmlns:o="urn:schemas-microsoft-com:office:office" xmlns:r="http://schemas.openxmlformats.org/officeDocument/2006/relationships" xmlns:m="http://schemas.openxmlformats.org/officeDocument/2006/math" xmlns:v="urn:schemas-microsoft-com:vml" xmlns:wp14="http://schemas.microsoft.com/office/word/2010/wordprocessingDrawing" xmlns:wp="http://schemas.openxmlformats.org/drawingml/2006/wordprocessingDrawing" xmlns:w10="urn:schemas-microsoft-com:office:word" xmlns:w="http://schemas.openxmlformats.org/wordprocessingml/2006/main" xmlns:w14="http://schemas.microsoft.com/office/word/2010/wordml" xmlns:w15="http://schemas.microsoft.com/office/word/2012/wordml" xmlns:w16cex="http://schemas.microsoft.com/office/word/2018/wordml/cex" xmlns:w16cid="http://schemas.microsoft.com/office/word/2016/wordml/cid" xmlns:w16="http://schemas.microsoft.com/office/word/2018/wordml" xmlns:w16sdtdh="http://schemas.microsoft.com/office/word/2020/wordml/sdtdatahash" xmlns:w16se="http://schemas.microsoft.com/office/word/2015/wordml/symex" xmlns:wpg="http://schemas.microsoft.com/office/word/2010/wordprocessingGroup" xmlns:wpi="http://schemas.microsoft.com/office/word/2010/wordprocessingInk" xmlns:wne="http://schemas.microsoft.com/office/word/2006/wordml" xmlns:wps="http://schemas.microsoft.com/office/word/2010/wordprocessingShape"/>
-</file>
-
-<file path=word/endnotes.xml><?xml version="1.0" encoding="utf-8"?>
+<file path=word\endnotes.xml><?xml version="1.0" encoding="utf-8"?>
 <w:endnotes xmlns:wpc="http://schemas.microsoft.com/office/word/2010/wordprocessingCanvas" xmlns:mc="http://schemas.openxmlformats.org/markup-compatibility/2006" xmlns:o="urn:schemas-microsoft-com:office:office" xmlns:r="http://schemas.openxmlformats.org/officeDocument/2006/relationships" xmlns:m="http://schemas.openxmlformats.org/officeDocument/2006/math" xmlns:v="urn:schemas-microsoft-com:vml" xmlns:wp14="http://schemas.microsoft.com/office/word/2010/wordprocessingDrawing" xmlns:wp="http://schemas.openxmlformats.org/drawingml/2006/wordprocessingDrawing" xmlns:w10="urn:schemas-microsoft-com:office:word" xmlns:w="http://schemas.openxmlformats.org/wordprocessingml/2006/main" xmlns:w14="http://schemas.microsoft.com/office/word/2010/wordml" xmlns:w15="http://schemas.microsoft.com/office/word/2012/wordml" xmlns:wpg="http://schemas.microsoft.com/office/word/2010/wordprocessingGroup" xmlns:wpi="http://schemas.microsoft.com/office/word/2010/wordprocessingInk" xmlns:wne="http://schemas.microsoft.com/office/word/2006/wordml" xmlns:wps="http://schemas.microsoft.com/office/word/2010/wordprocessingShape" mc:Ignorable="w14 w15 wp14">
   <w:endnote w:type="separator" w:id="-1">
     <w:p>
@@ -17969,7 +18514,11 @@
 </w:endnotes>
 </file>
 
-<file path=word/footer1.xml><?xml version="1.0" encoding="utf-8"?>
+<file path=word\fontTable.xml><?xml version="1.0" encoding="utf-8"?>
+<w:fonts xmlns:mc="http://schemas.openxmlformats.org/markup-compatibility/2006" xmlns:r="http://schemas.openxmlformats.org/officeDocument/2006/relationships" xmlns:w="http://schemas.openxmlformats.org/wordprocessingml/2006/main" xmlns:w14="http://schemas.microsoft.com/office/word/2010/wordml" xmlns:w15="http://schemas.microsoft.com/office/word/2012/wordml" xmlns:w16cex="http://schemas.microsoft.com/office/word/2018/wordml/cex" xmlns:w16cid="http://schemas.microsoft.com/office/word/2016/wordml/cid" xmlns:w16="http://schemas.microsoft.com/office/word/2018/wordml" xmlns:w16sdtdh="http://schemas.microsoft.com/office/word/2020/wordml/sdtdatahash" xmlns:w16se="http://schemas.microsoft.com/office/word/2015/wordml/symex" mc:Ignorable="w14 w15 w16se w16cid w16 w16cex w16sdtdh"/>
+</file>
+
+<file path=word\footer1.xml><?xml version="1.0" encoding="utf-8"?>
 <w:ftr xmlns:wpc="http://schemas.microsoft.com/office/word/2010/wordprocessingCanvas" xmlns:mc="http://schemas.openxmlformats.org/markup-compatibility/2006" xmlns:o="urn:schemas-microsoft-com:office:office" xmlns:r="http://schemas.openxmlformats.org/officeDocument/2006/relationships" xmlns:m="http://schemas.openxmlformats.org/officeDocument/2006/math" xmlns:v="urn:schemas-microsoft-com:vml" xmlns:wp14="http://schemas.microsoft.com/office/word/2010/wordprocessingDrawing" xmlns:wp="http://schemas.openxmlformats.org/drawingml/2006/wordprocessingDrawing" xmlns:w10="urn:schemas-microsoft-com:office:word" xmlns:w="http://schemas.openxmlformats.org/wordprocessingml/2006/main" xmlns:w14="http://schemas.microsoft.com/office/word/2010/wordml" xmlns:w15="http://schemas.microsoft.com/office/word/2012/wordml" xmlns:wpg="http://schemas.microsoft.com/office/word/2010/wordprocessingGroup" xmlns:wpi="http://schemas.microsoft.com/office/word/2010/wordprocessingInk" xmlns:wne="http://schemas.microsoft.com/office/word/2006/wordml" xmlns:wps="http://schemas.microsoft.com/office/word/2010/wordprocessingShape">
   <w:p>
     <w:pPr>
@@ -17998,7 +18547,7 @@
 </w:ftr>
 </file>
 
-<file path=word/footnotes.xml><?xml version="1.0" encoding="utf-8"?>
+<file path=word\footnotes.xml><?xml version="1.0" encoding="utf-8"?>
 <w:footnotes xmlns:wpc="http://schemas.microsoft.com/office/word/2010/wordprocessingCanvas" xmlns:mc="http://schemas.openxmlformats.org/markup-compatibility/2006" xmlns:o="urn:schemas-microsoft-com:office:office" xmlns:r="http://schemas.openxmlformats.org/officeDocument/2006/relationships" xmlns:m="http://schemas.openxmlformats.org/officeDocument/2006/math" xmlns:v="urn:schemas-microsoft-com:vml" xmlns:wp14="http://schemas.microsoft.com/office/word/2010/wordprocessingDrawing" xmlns:wp="http://schemas.openxmlformats.org/drawingml/2006/wordprocessingDrawing" xmlns:w10="urn:schemas-microsoft-com:office:word" xmlns:w="http://schemas.openxmlformats.org/wordprocessingml/2006/main" xmlns:w14="http://schemas.microsoft.com/office/word/2010/wordml" xmlns:w15="http://schemas.microsoft.com/office/word/2012/wordml" xmlns:wpg="http://schemas.microsoft.com/office/word/2010/wordprocessingGroup" xmlns:wpi="http://schemas.microsoft.com/office/word/2010/wordprocessingInk" xmlns:wne="http://schemas.microsoft.com/office/word/2006/wordml" xmlns:wps="http://schemas.microsoft.com/office/word/2010/wordprocessingShape" mc:Ignorable="w14 w15 wp14">
   <w:footnote w:type="separator" w:id="-1">
     <w:p>
@@ -18035,7 +18584,7 @@
 </w:footnotes>
 </file>
 
-<file path=word/header1.xml><?xml version="1.0" encoding="utf-8"?>
+<file path=word\header1.xml><?xml version="1.0" encoding="utf-8"?>
 <w:hdr xmlns:wpc="http://schemas.microsoft.com/office/word/2010/wordprocessingCanvas" xmlns:mc="http://schemas.openxmlformats.org/markup-compatibility/2006" xmlns:o="urn:schemas-microsoft-com:office:office" xmlns:r="http://schemas.openxmlformats.org/officeDocument/2006/relationships" xmlns:m="http://schemas.openxmlformats.org/officeDocument/2006/math" xmlns:v="urn:schemas-microsoft-com:vml" xmlns:wp14="http://schemas.microsoft.com/office/word/2010/wordprocessingDrawing" xmlns:wp="http://schemas.openxmlformats.org/drawingml/2006/wordprocessingDrawing" xmlns:w10="urn:schemas-microsoft-com:office:word" xmlns:w="http://schemas.openxmlformats.org/wordprocessingml/2006/main" xmlns:w14="http://schemas.microsoft.com/office/word/2010/wordml" xmlns:w15="http://schemas.microsoft.com/office/word/2012/wordml" xmlns:wpg="http://schemas.microsoft.com/office/word/2010/wordprocessingGroup" xmlns:wpi="http://schemas.microsoft.com/office/word/2010/wordprocessingInk" xmlns:wne="http://schemas.microsoft.com/office/word/2006/wordml" xmlns:wps="http://schemas.microsoft.com/office/word/2010/wordprocessingShape" xmlns:cx="http://schemas.microsoft.com/office/drawing/2014/chartex" xmlns:cx1="http://schemas.microsoft.com/office/drawing/2015/9/8/chartex" xmlns:cx2="http://schemas.microsoft.com/office/drawing/2015/10/21/chartex" xmlns:cx3="http://schemas.microsoft.com/office/drawing/2016/5/9/chartex" xmlns:cx4="http://schemas.microsoft.com/office/drawing/2016/5/10/chartex" xmlns:cx5="http://schemas.microsoft.com/office/drawing/2016/5/11/chartex" xmlns:cx6="http://schemas.microsoft.com/office/drawing/2016/5/12/chartex" xmlns:cx7="http://schemas.microsoft.com/office/drawing/2016/5/13/chartex" xmlns:cx8="http://schemas.microsoft.com/office/drawing/2016/5/14/chartex" xmlns:w16cid="http://schemas.microsoft.com/office/word/2016/wordml/cid" xmlns:w16se="http://schemas.microsoft.com/office/word/2015/wordml/symex">
   <w:p>
     <w:pPr>
@@ -18053,7 +18602,7 @@
 </w:hdr>
 </file>
 
-<file path=word/numbering.xml><?xml version="1.0" encoding="utf-8"?>
+<file path=word\numbering.xml><?xml version="1.0" encoding="utf-8"?>
 <w:numbering xmlns:wpc="http://schemas.microsoft.com/office/word/2010/wordprocessingCanvas" xmlns:mc="http://schemas.openxmlformats.org/markup-compatibility/2006" xmlns:o="urn:schemas-microsoft-com:office:office" xmlns:r="http://schemas.openxmlformats.org/officeDocument/2006/relationships" xmlns:m="http://schemas.openxmlformats.org/officeDocument/2006/math" xmlns:v="urn:schemas-microsoft-com:vml" xmlns:wp14="http://schemas.microsoft.com/office/word/2010/wordprocessingDrawing" xmlns:wp="http://schemas.openxmlformats.org/drawingml/2006/wordprocessingDrawing" xmlns:w10="urn:schemas-microsoft-com:office:word" xmlns:w="http://schemas.openxmlformats.org/wordprocessingml/2006/main" xmlns:w14="http://schemas.microsoft.com/office/word/2010/wordml" xmlns:w15="http://schemas.microsoft.com/office/word/2012/wordml" xmlns:wpg="http://schemas.microsoft.com/office/word/2010/wordprocessingGroup" xmlns:wpi="http://schemas.microsoft.com/office/word/2010/wordprocessingInk" xmlns:wne="http://schemas.microsoft.com/office/word/2006/wordml" xmlns:wps="http://schemas.microsoft.com/office/word/2010/wordprocessingShape" mc:Ignorable="w14 w15 wp14">
   <w:abstractNum w:abstractNumId="1" w15:restartNumberingAfterBreak="0">
     <w:multiLevelType w:val="hybridMultilevel"/>
@@ -18166,7 +18715,17 @@
 </w:numbering>
 </file>
 
-<file path=word/styles.xml><?xml version="1.0" encoding="utf-8"?>
+<file path=word\settings.xml><?xml version="1.0" encoding="utf-8"?>
+<w:settings xmlns:wpc="http://schemas.microsoft.com/office/word/2010/wordprocessingCanvas" xmlns:mc="http://schemas.openxmlformats.org/markup-compatibility/2006" xmlns:o="urn:schemas-microsoft-com:office:office" xmlns:r="http://schemas.openxmlformats.org/officeDocument/2006/relationships" xmlns:m="http://schemas.openxmlformats.org/officeDocument/2006/math" xmlns:v="urn:schemas-microsoft-com:vml" xmlns:wp14="http://schemas.microsoft.com/office/word/2010/wordprocessingDrawing" xmlns:wp="http://schemas.openxmlformats.org/drawingml/2006/wordprocessingDrawing" xmlns:w10="urn:schemas-microsoft-com:office:word" xmlns:w="http://schemas.openxmlformats.org/wordprocessingml/2006/main" xmlns:w14="http://schemas.microsoft.com/office/word/2010/wordml" xmlns:w15="http://schemas.microsoft.com/office/word/2012/wordml" xmlns:wpg="http://schemas.microsoft.com/office/word/2010/wordprocessingGroup" xmlns:wpi="http://schemas.microsoft.com/office/word/2010/wordprocessingInk" xmlns:wne="http://schemas.microsoft.com/office/word/2006/wordml" xmlns:wps="http://schemas.microsoft.com/office/word/2010/wordprocessingShape" mc:Ignorable="w14 w15 wp14">
+  <w:displayBackgroundShape/>
+  <w:evenAndOddHeaders w:val="false"/>
+  <w:compat>
+    <w:compatSetting w:val="15" w:name="compatibilityMode" w:uri="http://schemas.microsoft.com/office/word"/>
+  </w:compat>
+</w:settings>
+</file>
+
+<file path=word\styles.xml><?xml version="1.0" encoding="utf-8"?>
 <w:styles xmlns:mc="http://schemas.openxmlformats.org/markup-compatibility/2006" xmlns:r="http://schemas.openxmlformats.org/officeDocument/2006/relationships" xmlns:w="http://schemas.openxmlformats.org/wordprocessingml/2006/main" xmlns:w14="http://schemas.microsoft.com/office/word/2010/wordml" xmlns:w15="http://schemas.microsoft.com/office/word/2012/wordml" mc:Ignorable="w14 w15">
   <w:docDefaults>
     <w:rPrDefault>

--- a/SEO-Clients-Hub/clients/Garlock/Garlock-Blog-SEO-Audit-Running-Log.docx
+++ b/SEO-Clients-Hub/clients/Garlock/Garlock-Blog-SEO-Audit-Running-Log.docx
@@ -10566,7 +10566,10 @@
               <w:t xml:space="preserve">Billing: </w:t>
             </w:r>
             <w:r>
-              <w:t xml:space="preserve">☐ Unbilled</w:t>
+              <w:rPr>
+                <w:color w:val="215732"/>
+              </w:rPr>
+              <w:t xml:space="preserve">✓ Billed</w:t>
             </w:r>
           </w:p>
         </w:t>
@@ -13934,7 +13937,10 @@
               <w:t xml:space="preserve">Billing: </w:t>
             </w:r>
             <w:r>
-              <w:t xml:space="preserve">☐ Unbilled</w:t>
+              <w:rPr>
+                <w:color w:val="215732"/>
+              </w:rPr>
+              <w:t xml:space="preserve">✓ Billed</w:t>
             </w:r>
           </w:p>
         </w:t>
@@ -17977,7 +17983,10 @@
               <w:t xml:space="preserve">Billing: </w:t>
             </w:r>
             <w:r>
-              <w:t xml:space="preserve">☐ Unbilled</w:t>
+              <w:rPr>
+                <w:color w:val="215732"/>
+              </w:rPr>
+              <w:t xml:space="preserve">✓ Billed</w:t>
             </w:r>
           </w:p>
         </w:t>

--- a/SEO-Clients-Hub/clients/Garlock/Garlock-Blog-SEO-Audit-Running-Log.docx
+++ b/SEO-Clients-Hub/clients/Garlock/Garlock-Blog-SEO-Audit-Running-Log.docx
@@ -1,27 +1,5 @@
 
-<file path=docProps\app.xml><?xml version="1.0" encoding="utf-8"?>
-<Properties xmlns="http://schemas.openxmlformats.org/officeDocument/2006/extended-properties" xmlns:vt="http://schemas.openxmlformats.org/officeDocument/2006/docPropsVTypes"/>
-</file>
-
-<file path=docProps\core.xml><?xml version="1.0" encoding="utf-8"?>
-<cp:coreProperties xmlns:cp="http://schemas.openxmlformats.org/package/2006/metadata/core-properties" xmlns:dc="http://purl.org/dc/elements/1.1/" xmlns:dcterms="http://purl.org/dc/terms/" xmlns:dcmitype="http://purl.org/dc/dcmitype/" xmlns:xsi="http://www.w3.org/2001/XMLSchema-instance">
-  <dc:creator>Un-named</dc:creator>
-  <cp:lastModifiedBy>Un-named</cp:lastModifiedBy>
-  <cp:revision>1</cp:revision>
-  <dcterms:created xsi:type="dcterms:W3CDTF">2026-08-27T00:28:36.592Z</dcterms:created>
-  <dcterms:modified xsi:type="dcterms:W3CDTF">2026-08-27T00:28:36.592Z</dcterms:modified>
-</cp:coreProperties>
-</file>
-
-<file path=docProps\custom.xml><?xml version="1.0" encoding="utf-8"?>
-<Properties xmlns="http://schemas.openxmlformats.org/officeDocument/2006/custom-properties" xmlns:vt="http://schemas.openxmlformats.org/officeDocument/2006/docPropsVTypes"/>
-</file>
-
-<file path=word\comments.xml><?xml version="1.0" encoding="utf-8"?>
-<w:comments xmlns:cx="http://schemas.microsoft.com/office/drawing/2014/chartex" xmlns:cx1="http://schemas.microsoft.com/office/drawing/2015/9/8/chartex" xmlns:cx2="http://schemas.microsoft.com/office/drawing/2015/10/21/chartex" xmlns:cx3="http://schemas.microsoft.com/office/drawing/2016/5/9/chartex" xmlns:cx4="http://schemas.microsoft.com/office/drawing/2016/5/10/chartex" xmlns:cx5="http://schemas.microsoft.com/office/drawing/2016/5/11/chartex" xmlns:cx6="http://schemas.microsoft.com/office/drawing/2016/5/12/chartex" xmlns:cx7="http://schemas.microsoft.com/office/drawing/2016/5/13/chartex" xmlns:cx8="http://schemas.microsoft.com/office/drawing/2016/5/14/chartex" xmlns:mc="http://schemas.openxmlformats.org/markup-compatibility/2006" xmlns:aink="http://schemas.microsoft.com/office/drawing/2016/ink" xmlns:am3d="http://schemas.microsoft.com/office/drawing/2017/model3d" xmlns:o="urn:schemas-microsoft-com:office:office" xmlns:r="http://schemas.openxmlformats.org/officeDocument/2006/relationships" xmlns:m="http://schemas.openxmlformats.org/officeDocument/2006/math" xmlns:v="urn:schemas-microsoft-com:vml" xmlns:wp14="http://schemas.microsoft.com/office/word/2010/wordprocessingDrawing" xmlns:wp="http://schemas.openxmlformats.org/drawingml/2006/wordprocessingDrawing" xmlns:w10="urn:schemas-microsoft-com:office:word" xmlns:w="http://schemas.openxmlformats.org/wordprocessingml/2006/main" xmlns:w14="http://schemas.microsoft.com/office/word/2010/wordml" xmlns:w15="http://schemas.microsoft.com/office/word/2012/wordml" xmlns:w16cex="http://schemas.microsoft.com/office/word/2018/wordml/cex" xmlns:w16cid="http://schemas.microsoft.com/office/word/2016/wordml/cid" xmlns:w16="http://schemas.microsoft.com/office/word/2018/wordml" xmlns:w16sdtdh="http://schemas.microsoft.com/office/word/2020/wordml/sdtdatahash" xmlns:w16se="http://schemas.microsoft.com/office/word/2015/wordml/symex" xmlns:wpg="http://schemas.microsoft.com/office/word/2010/wordprocessingGroup" xmlns:wpi="http://schemas.microsoft.com/office/word/2010/wordprocessingInk" xmlns:wne="http://schemas.microsoft.com/office/word/2006/wordml" xmlns:wps="http://schemas.microsoft.com/office/word/2010/wordprocessingShape"/>
-</file>
-
-<file path=word\document.xml><?xml version="1.0" encoding="utf-8"?>
+<file path=word/document.xml><?xml version="1.0" encoding="utf-8"?>
 <w:document xmlns:wpc="http://schemas.microsoft.com/office/word/2010/wordprocessingCanvas" xmlns:mc="http://schemas.openxmlformats.org/markup-compatibility/2006" xmlns:o="urn:schemas-microsoft-com:office:office" xmlns:r="http://schemas.openxmlformats.org/officeDocument/2006/relationships" xmlns:m="http://schemas.openxmlformats.org/officeDocument/2006/math" xmlns:v="urn:schemas-microsoft-com:vml" xmlns:wp14="http://schemas.microsoft.com/office/word/2010/wordprocessingDrawing" xmlns:wp="http://schemas.openxmlformats.org/drawingml/2006/wordprocessingDrawing" xmlns:w10="urn:schemas-microsoft-com:office:word" xmlns:w="http://schemas.openxmlformats.org/wordprocessingml/2006/main" xmlns:w14="http://schemas.microsoft.com/office/word/2010/wordml" xmlns:w15="http://schemas.microsoft.com/office/word/2012/wordml" xmlns:wpg="http://schemas.microsoft.com/office/word/2010/wordprocessingGroup" xmlns:wpi="http://schemas.microsoft.com/office/word/2010/wordprocessingInk" xmlns:wne="http://schemas.microsoft.com/office/word/2006/wordml" xmlns:wps="http://schemas.microsoft.com/office/word/2010/wordprocessingShape" xmlns:cx="http://schemas.microsoft.com/office/drawing/2014/chartex" xmlns:cx1="http://schemas.microsoft.com/office/drawing/2015/9/8/chartex" xmlns:cx2="http://schemas.microsoft.com/office/drawing/2015/10/21/chartex" xmlns:cx3="http://schemas.microsoft.com/office/drawing/2016/5/9/chartex" xmlns:cx4="http://schemas.microsoft.com/office/drawing/2016/5/10/chartex" xmlns:cx5="http://schemas.microsoft.com/office/drawing/2016/5/11/chartex" xmlns:cx6="http://schemas.microsoft.com/office/drawing/2016/5/12/chartex" xmlns:cx7="http://schemas.microsoft.com/office/drawing/2016/5/13/chartex" xmlns:cx8="http://schemas.microsoft.com/office/drawing/2016/5/14/chartex" xmlns:aink="http://schemas.microsoft.com/office/drawing/2016/ink" xmlns:am3d="http://schemas.microsoft.com/office/drawing/2017/model3d" xmlns:w16cex="http://schemas.microsoft.com/office/word/2018/wordml/cex" xmlns:w16cid="http://schemas.microsoft.com/office/word/2016/wordml/cid" xmlns:w16="http://schemas.microsoft.com/office/word/2018/wordml" xmlns:w16sdtdh="http://schemas.microsoft.com/office/word/2020/wordml/sdtdatahash" xmlns:w16se="http://schemas.microsoft.com/office/word/2015/wordml/symex" mc:Ignorable="w14 w15 wp14">
   <w:body>
     <w:p>
@@ -80,7 +58,7 @@
           <w:sz w:val="20"/>
           <w:szCs w:val="20"/>
         </w:rPr>
-        <w:t xml:space="preserve">Last updated: 2026-08-27   •   Articles audited: 31</w:t>
+        <w:t xml:space="preserve">Last updated: 2026-09-07   •   Articles audited: 31</w:t>
       </w:r>
     </w:p>
     <w:p>
@@ -194,24 +172,35 @@
         <w:t xml:space="preserve">      Audited: </w:t>
       </w:r>
       <w:r>
-        <w:t xml:space="preserve">
-          2026-08-17
-          <w:p>
-            <w:pPr>
-              <w:spacing w:after="20"/>
-            </w:pPr>
-            <w:r>
-              <w:rPr>
-                <w:b/>
-                <w:bCs/>
-              </w:rPr>
-              <w:t xml:space="preserve">Billing: </w:t>
-            </w:r>
-            <w:r>
-              <w:t xml:space="preserve">☐ Unbilled</w:t>
-            </w:r>
-          </w:p>
-        </w:t>
+        <w:t xml:space="preserve">2026-08-17</w:t>
+      </w:r>
+    </w:p>
+    <w:p>
+      <w:pPr>
+        <w:spacing w:after="40"/>
+      </w:pPr>
+      <w:r>
+        <w:rPr>
+          <w:b/>
+          <w:bCs/>
+          <w:color w:val="215732"/>
+        </w:rPr>
+        <w:t xml:space="preserve">IMPLEMENTED in HubSpot — verified live 2026-09-07 (title, meta, BlogPosting schema, alt text); link up to the cluster hub (How to Choose a Cold-Seal Supplier) still to add</w:t>
+      </w:r>
+    </w:p>
+    <w:p>
+      <w:pPr>
+        <w:spacing w:after="20"/>
+      </w:pPr>
+      <w:r>
+        <w:rPr>
+          <w:b/>
+          <w:bCs/>
+        </w:rPr>
+        <w:t xml:space="preserve">Billing: </w:t>
+      </w:r>
+      <w:r>
+        <w:t xml:space="preserve">☐ Unbilled</w:t>
       </w:r>
     </w:p>
     <w:p>
@@ -704,24 +693,35 @@
         <w:t xml:space="preserve">      Audited: </w:t>
       </w:r>
       <w:r>
-        <w:t xml:space="preserve">
-          2026-08-17
-          <w:p>
-            <w:pPr>
-              <w:spacing w:after="20"/>
-            </w:pPr>
-            <w:r>
-              <w:rPr>
-                <w:b/>
-                <w:bCs/>
-              </w:rPr>
-              <w:t xml:space="preserve">Billing: </w:t>
-            </w:r>
-            <w:r>
-              <w:t xml:space="preserve">☐ Unbilled</w:t>
-            </w:r>
-          </w:p>
-        </w:t>
+        <w:t xml:space="preserve">2026-08-17</w:t>
+      </w:r>
+    </w:p>
+    <w:p>
+      <w:pPr>
+        <w:spacing w:after="40"/>
+      </w:pPr>
+      <w:r>
+        <w:rPr>
+          <w:b/>
+          <w:bCs/>
+          <w:color w:val="215732"/>
+        </w:rPr>
+        <w:t xml:space="preserve">IMPLEMENTED in HubSpot — verified live 2026-09-07 (title, meta, BlogPosting schema, alt text); link up to the cluster hub (How to Choose a Cold-Seal Supplier) still to add</w:t>
+      </w:r>
+    </w:p>
+    <w:p>
+      <w:pPr>
+        <w:spacing w:after="20"/>
+      </w:pPr>
+      <w:r>
+        <w:rPr>
+          <w:b/>
+          <w:bCs/>
+        </w:rPr>
+        <w:t xml:space="preserve">Billing: </w:t>
+      </w:r>
+      <w:r>
+        <w:t xml:space="preserve">☐ Unbilled</w:t>
       </w:r>
     </w:p>
     <w:p>
@@ -1196,24 +1196,35 @@
         <w:t xml:space="preserve">      Audited: </w:t>
       </w:r>
       <w:r>
-        <w:t xml:space="preserve">
-          2026-08-17
-          <w:p>
-            <w:pPr>
-              <w:spacing w:after="20"/>
-            </w:pPr>
-            <w:r>
-              <w:rPr>
-                <w:b/>
-                <w:bCs/>
-              </w:rPr>
-              <w:t xml:space="preserve">Billing: </w:t>
-            </w:r>
-            <w:r>
-              <w:t xml:space="preserve">☐ Unbilled</w:t>
-            </w:r>
-          </w:p>
-        </w:t>
+        <w:t xml:space="preserve">2026-08-17</w:t>
+      </w:r>
+    </w:p>
+    <w:p>
+      <w:pPr>
+        <w:spacing w:after="40"/>
+      </w:pPr>
+      <w:r>
+        <w:rPr>
+          <w:b/>
+          <w:bCs/>
+          <w:color w:val="215732"/>
+        </w:rPr>
+        <w:t xml:space="preserve">IMPLEMENTED in HubSpot — verified live 2026-09-07 (title, meta, BlogPosting schema, alt text)</w:t>
+      </w:r>
+    </w:p>
+    <w:p>
+      <w:pPr>
+        <w:spacing w:after="20"/>
+      </w:pPr>
+      <w:r>
+        <w:rPr>
+          <w:b/>
+          <w:bCs/>
+        </w:rPr>
+        <w:t xml:space="preserve">Billing: </w:t>
+      </w:r>
+      <w:r>
+        <w:t xml:space="preserve">☐ Unbilled</w:t>
       </w:r>
     </w:p>
     <w:p>
@@ -1785,24 +1796,35 @@
         <w:t xml:space="preserve">      Audited: </w:t>
       </w:r>
       <w:r>
-        <w:t xml:space="preserve">
-          2026-08-17
-          <w:p>
-            <w:pPr>
-              <w:spacing w:after="20"/>
-            </w:pPr>
-            <w:r>
-              <w:rPr>
-                <w:b/>
-                <w:bCs/>
-              </w:rPr>
-              <w:t xml:space="preserve">Billing: </w:t>
-            </w:r>
-            <w:r>
-              <w:t xml:space="preserve">☐ Unbilled</w:t>
-            </w:r>
-          </w:p>
-        </w:t>
+        <w:t xml:space="preserve">2026-08-17</w:t>
+      </w:r>
+    </w:p>
+    <w:p>
+      <w:pPr>
+        <w:spacing w:after="40"/>
+      </w:pPr>
+      <w:r>
+        <w:rPr>
+          <w:b/>
+          <w:bCs/>
+          <w:color w:val="215732"/>
+        </w:rPr>
+        <w:t xml:space="preserve">IMPLEMENTED in HubSpot — verified live 2026-09-07 (title, meta, BlogPosting schema, alt text); link up to the cluster hub (How to Choose a Cold-Seal Supplier) still to add</w:t>
+      </w:r>
+    </w:p>
+    <w:p>
+      <w:pPr>
+        <w:spacing w:after="20"/>
+      </w:pPr>
+      <w:r>
+        <w:rPr>
+          <w:b/>
+          <w:bCs/>
+        </w:rPr>
+        <w:t xml:space="preserve">Billing: </w:t>
+      </w:r>
+      <w:r>
+        <w:t xml:space="preserve">☐ Unbilled</w:t>
       </w:r>
     </w:p>
     <w:p>
@@ -2374,24 +2396,35 @@
         <w:t xml:space="preserve">      Audited: </w:t>
       </w:r>
       <w:r>
-        <w:t xml:space="preserve">
-          2026-08-17
-          <w:p>
-            <w:pPr>
-              <w:spacing w:after="20"/>
-            </w:pPr>
-            <w:r>
-              <w:rPr>
-                <w:b/>
-                <w:bCs/>
-              </w:rPr>
-              <w:t xml:space="preserve">Billing: </w:t>
-            </w:r>
-            <w:r>
-              <w:t xml:space="preserve">☐ Unbilled</w:t>
-            </w:r>
-          </w:p>
-        </w:t>
+        <w:t xml:space="preserve">2026-08-17</w:t>
+      </w:r>
+    </w:p>
+    <w:p>
+      <w:pPr>
+        <w:spacing w:after="40"/>
+      </w:pPr>
+      <w:r>
+        <w:rPr>
+          <w:b/>
+          <w:bCs/>
+          <w:color w:val="215732"/>
+        </w:rPr>
+        <w:t xml:space="preserve">PARTIAL — verified 2026-09-07: meta + schema done; PAGE TITLE still the old headline (paste the recommended title)</w:t>
+      </w:r>
+    </w:p>
+    <w:p>
+      <w:pPr>
+        <w:spacing w:after="20"/>
+      </w:pPr>
+      <w:r>
+        <w:rPr>
+          <w:b/>
+          <w:bCs/>
+        </w:rPr>
+        <w:t xml:space="preserve">Billing: </w:t>
+      </w:r>
+      <w:r>
+        <w:t xml:space="preserve">☐ Unbilled</w:t>
       </w:r>
     </w:p>
     <w:p>
@@ -3036,24 +3069,35 @@
         <w:t xml:space="preserve">      Audited: </w:t>
       </w:r>
       <w:r>
-        <w:t xml:space="preserve">
-          2026-08-17
-          <w:p>
-            <w:pPr>
-              <w:spacing w:after="20"/>
-            </w:pPr>
-            <w:r>
-              <w:rPr>
-                <w:b/>
-                <w:bCs/>
-              </w:rPr>
-              <w:t xml:space="preserve">Billing: </w:t>
-            </w:r>
-            <w:r>
-              <w:t xml:space="preserve">☐ Unbilled</w:t>
-            </w:r>
-          </w:p>
-        </w:t>
+        <w:t xml:space="preserve">2026-08-17</w:t>
+      </w:r>
+    </w:p>
+    <w:p>
+      <w:pPr>
+        <w:spacing w:after="40"/>
+      </w:pPr>
+      <w:r>
+        <w:rPr>
+          <w:b/>
+          <w:bCs/>
+          <w:color w:val="215732"/>
+        </w:rPr>
+        <w:t xml:space="preserve">IMPLEMENTED in HubSpot — verified live 2026-09-07 (title, meta, BlogPosting schema, alt text)</w:t>
+      </w:r>
+    </w:p>
+    <w:p>
+      <w:pPr>
+        <w:spacing w:after="20"/>
+      </w:pPr>
+      <w:r>
+        <w:rPr>
+          <w:b/>
+          <w:bCs/>
+        </w:rPr>
+        <w:t xml:space="preserve">Billing: </w:t>
+      </w:r>
+      <w:r>
+        <w:t xml:space="preserve">☐ Unbilled</w:t>
       </w:r>
     </w:p>
     <w:p>
@@ -3583,24 +3627,35 @@
         <w:t xml:space="preserve">      Audited: </w:t>
       </w:r>
       <w:r>
-        <w:t xml:space="preserve">
-          2026-08-19
-          <w:p>
-            <w:pPr>
-              <w:spacing w:after="20"/>
-            </w:pPr>
-            <w:r>
-              <w:rPr>
-                <w:b/>
-                <w:bCs/>
-              </w:rPr>
-              <w:t xml:space="preserve">Billing: </w:t>
-            </w:r>
-            <w:r>
-              <w:t xml:space="preserve">☐ Unbilled</w:t>
-            </w:r>
-          </w:p>
-        </w:t>
+        <w:t xml:space="preserve">2026-08-19</w:t>
+      </w:r>
+    </w:p>
+    <w:p>
+      <w:pPr>
+        <w:spacing w:after="40"/>
+      </w:pPr>
+      <w:r>
+        <w:rPr>
+          <w:b/>
+          <w:bCs/>
+          <w:color w:val="215732"/>
+        </w:rPr>
+        <w:t xml:space="preserve">IMPLEMENTED in HubSpot 2026-09-08 — verified live (title, meta, BlogPosting schema, alt text); audit link added</w:t>
+      </w:r>
+    </w:p>
+    <w:p>
+      <w:pPr>
+        <w:spacing w:after="20"/>
+      </w:pPr>
+      <w:r>
+        <w:rPr>
+          <w:b/>
+          <w:bCs/>
+        </w:rPr>
+        <w:t xml:space="preserve">Billing: </w:t>
+      </w:r>
+      <w:r>
+        <w:t xml:space="preserve">✓ Billed 0.50 h implementation + link (2026-09-08)</w:t>
       </w:r>
     </w:p>
     <w:p>
@@ -4295,24 +4350,35 @@
         <w:t xml:space="preserve">      Audited: </w:t>
       </w:r>
       <w:r>
-        <w:t xml:space="preserve">
-          2026-08-19
-          <w:p>
-            <w:pPr>
-              <w:spacing w:after="20"/>
-            </w:pPr>
-            <w:r>
-              <w:rPr>
-                <w:b/>
-                <w:bCs/>
-              </w:rPr>
-              <w:t xml:space="preserve">Billing: </w:t>
-            </w:r>
-            <w:r>
-              <w:t xml:space="preserve">☐ Unbilled</w:t>
-            </w:r>
-          </w:p>
-        </w:t>
+        <w:t xml:space="preserve">2026-08-19</w:t>
+      </w:r>
+    </w:p>
+    <w:p>
+      <w:pPr>
+        <w:spacing w:after="40"/>
+      </w:pPr>
+      <w:r>
+        <w:rPr>
+          <w:b/>
+          <w:bCs/>
+          <w:color w:val="215732"/>
+        </w:rPr>
+        <w:t xml:space="preserve">IMPLEMENTED in HubSpot — verified live 2026-09-07 (title, meta, BlogPosting schema, alt text); audit internal links not yet added to body</w:t>
+      </w:r>
+    </w:p>
+    <w:p>
+      <w:pPr>
+        <w:spacing w:after="20"/>
+      </w:pPr>
+      <w:r>
+        <w:rPr>
+          <w:b/>
+          <w:bCs/>
+        </w:rPr>
+        <w:t xml:space="preserve">Billing: </w:t>
+      </w:r>
+      <w:r>
+        <w:t xml:space="preserve">☐ Unbilled</w:t>
       </w:r>
     </w:p>
     <w:p>
@@ -4915,24 +4981,35 @@
         <w:t xml:space="preserve">      Audited: </w:t>
       </w:r>
       <w:r>
-        <w:t xml:space="preserve">
-          2026-08-19
-          <w:p>
-            <w:pPr>
-              <w:spacing w:after="20"/>
-            </w:pPr>
-            <w:r>
-              <w:rPr>
-                <w:b/>
-                <w:bCs/>
-              </w:rPr>
-              <w:t xml:space="preserve">Billing: </w:t>
-            </w:r>
-            <w:r>
-              <w:t xml:space="preserve">☐ Unbilled</w:t>
-            </w:r>
-          </w:p>
-        </w:t>
+        <w:t xml:space="preserve">2026-08-19</w:t>
+      </w:r>
+    </w:p>
+    <w:p>
+      <w:pPr>
+        <w:spacing w:after="40"/>
+      </w:pPr>
+      <w:r>
+        <w:rPr>
+          <w:b/>
+          <w:bCs/>
+          <w:color w:val="215732"/>
+        </w:rPr>
+        <w:t xml:space="preserve">IMPLEMENTED in HubSpot — verified live 2026-09-07 (title, meta, BlogPosting schema, alt text); audit internal links not yet added to body</w:t>
+      </w:r>
+    </w:p>
+    <w:p>
+      <w:pPr>
+        <w:spacing w:after="20"/>
+      </w:pPr>
+      <w:r>
+        <w:rPr>
+          <w:b/>
+          <w:bCs/>
+        </w:rPr>
+        <w:t xml:space="preserve">Billing: </w:t>
+      </w:r>
+      <w:r>
+        <w:t xml:space="preserve">☐ Unbilled</w:t>
       </w:r>
     </w:p>
     <w:p>
@@ -5739,24 +5816,35 @@
         <w:t xml:space="preserve">      Audited: </w:t>
       </w:r>
       <w:r>
-        <w:t xml:space="preserve">
-          2026-08-19
-          <w:p>
-            <w:pPr>
-              <w:spacing w:after="20"/>
-            </w:pPr>
-            <w:r>
-              <w:rPr>
-                <w:b/>
-                <w:bCs/>
-              </w:rPr>
-              <w:t xml:space="preserve">Billing: </w:t>
-            </w:r>
-            <w:r>
-              <w:t xml:space="preserve">☐ Unbilled</w:t>
-            </w:r>
-          </w:p>
-        </w:t>
+        <w:t xml:space="preserve">2026-08-19</w:t>
+      </w:r>
+    </w:p>
+    <w:p>
+      <w:pPr>
+        <w:spacing w:after="40"/>
+      </w:pPr>
+      <w:r>
+        <w:rPr>
+          <w:b/>
+          <w:bCs/>
+          <w:color w:val="215732"/>
+        </w:rPr>
+        <w:t xml:space="preserve">IMPLEMENTED in HubSpot 2026-09-07 — verified live 2026-09-08 (title, meta, BlogPosting schema); audit internal links (finishing &amp; slitting, About Us) not yet in body</w:t>
+      </w:r>
+    </w:p>
+    <w:p>
+      <w:pPr>
+        <w:spacing w:after="20"/>
+      </w:pPr>
+      <w:r>
+        <w:rPr>
+          <w:b/>
+          <w:bCs/>
+        </w:rPr>
+        <w:t xml:space="preserve">Billing: </w:t>
+      </w:r>
+      <w:r>
+        <w:t xml:space="preserve">✓ Billed 1.25 h (2026-09-07)</w:t>
       </w:r>
     </w:p>
     <w:p>
@@ -6346,24 +6434,35 @@
         <w:t xml:space="preserve">      Audited: </w:t>
       </w:r>
       <w:r>
-        <w:t xml:space="preserve">
-          2026-08-19
-          <w:p>
-            <w:pPr>
-              <w:spacing w:after="20"/>
-            </w:pPr>
-            <w:r>
-              <w:rPr>
-                <w:b/>
-                <w:bCs/>
-              </w:rPr>
-              <w:t xml:space="preserve">Billing: </w:t>
-            </w:r>
-            <w:r>
-              <w:t xml:space="preserve">☐ Unbilled</w:t>
-            </w:r>
-          </w:p>
-        </w:t>
+        <w:t xml:space="preserve">2026-08-19</w:t>
+      </w:r>
+    </w:p>
+    <w:p>
+      <w:pPr>
+        <w:spacing w:after="40"/>
+      </w:pPr>
+      <w:r>
+        <w:rPr>
+          <w:b/>
+          <w:bCs/>
+          <w:color w:val="215732"/>
+        </w:rPr>
+        <w:t xml:space="preserve">IMPLEMENTED in HubSpot — verified live 2026-09-07 (title, meta, BlogPosting schema, alt text); audit internal links not yet added to body</w:t>
+      </w:r>
+    </w:p>
+    <w:p>
+      <w:pPr>
+        <w:spacing w:after="20"/>
+      </w:pPr>
+      <w:r>
+        <w:rPr>
+          <w:b/>
+          <w:bCs/>
+        </w:rPr>
+        <w:t xml:space="preserve">Billing: </w:t>
+      </w:r>
+      <w:r>
+        <w:t xml:space="preserve">☐ Unbilled</w:t>
       </w:r>
     </w:p>
     <w:p>
@@ -6898,24 +6997,35 @@
         <w:t xml:space="preserve">      Audited: </w:t>
       </w:r>
       <w:r>
-        <w:t xml:space="preserve">
-          2026-08-19
-          <w:p>
-            <w:pPr>
-              <w:spacing w:after="20"/>
-            </w:pPr>
-            <w:r>
-              <w:rPr>
-                <w:b/>
-                <w:bCs/>
-              </w:rPr>
-              <w:t xml:space="preserve">Billing: </w:t>
-            </w:r>
-            <w:r>
-              <w:t xml:space="preserve">☐ Unbilled</w:t>
-            </w:r>
-          </w:p>
-        </w:t>
+        <w:t xml:space="preserve">2026-08-19</w:t>
+      </w:r>
+    </w:p>
+    <w:p>
+      <w:pPr>
+        <w:spacing w:after="40"/>
+      </w:pPr>
+      <w:r>
+        <w:rPr>
+          <w:b/>
+          <w:bCs/>
+          <w:color w:val="215732"/>
+        </w:rPr>
+        <w:t xml:space="preserve">IMPLEMENTED in HubSpot — verified live 2026-09-07 (title, meta, BlogPosting schema, alt text); audit internal links not yet added to body</w:t>
+      </w:r>
+    </w:p>
+    <w:p>
+      <w:pPr>
+        <w:spacing w:after="20"/>
+      </w:pPr>
+      <w:r>
+        <w:rPr>
+          <w:b/>
+          <w:bCs/>
+        </w:rPr>
+        <w:t xml:space="preserve">Billing: </w:t>
+      </w:r>
+      <w:r>
+        <w:t xml:space="preserve">☐ Unbilled</w:t>
       </w:r>
     </w:p>
     <w:p>
@@ -7560,24 +7670,35 @@
         <w:t xml:space="preserve">      Audited: </w:t>
       </w:r>
       <w:r>
-        <w:t xml:space="preserve">
-          2026-08-19
-          <w:p>
-            <w:pPr>
-              <w:spacing w:after="20"/>
-            </w:pPr>
-            <w:r>
-              <w:rPr>
-                <w:b/>
-                <w:bCs/>
-              </w:rPr>
-              <w:t xml:space="preserve">Billing: </w:t>
-            </w:r>
-            <w:r>
-              <w:t xml:space="preserve">☐ Unbilled</w:t>
-            </w:r>
-          </w:p>
-        </w:t>
+        <w:t xml:space="preserve">2026-08-19</w:t>
+      </w:r>
+    </w:p>
+    <w:p>
+      <w:pPr>
+        <w:spacing w:after="40"/>
+      </w:pPr>
+      <w:r>
+        <w:rPr>
+          <w:b/>
+          <w:bCs/>
+          <w:color w:val="215732"/>
+        </w:rPr>
+        <w:t xml:space="preserve">IMPLEMENTED in HubSpot — verified live 2026-09-07 (title, meta, BlogPosting schema, alt text); audit internal links not yet added to body</w:t>
+      </w:r>
+    </w:p>
+    <w:p>
+      <w:pPr>
+        <w:spacing w:after="20"/>
+      </w:pPr>
+      <w:r>
+        <w:rPr>
+          <w:b/>
+          <w:bCs/>
+        </w:rPr>
+        <w:t xml:space="preserve">Billing: </w:t>
+      </w:r>
+      <w:r>
+        <w:t xml:space="preserve">☐ Unbilled</w:t>
       </w:r>
     </w:p>
     <w:p>
@@ -8167,24 +8288,35 @@
         <w:t xml:space="preserve">      Audited: </w:t>
       </w:r>
       <w:r>
-        <w:t xml:space="preserve">
-          2026-08-19
-          <w:p>
-            <w:pPr>
-              <w:spacing w:after="20"/>
-            </w:pPr>
-            <w:r>
-              <w:rPr>
-                <w:b/>
-                <w:bCs/>
-              </w:rPr>
-              <w:t xml:space="preserve">Billing: </w:t>
-            </w:r>
-            <w:r>
-              <w:t xml:space="preserve">☐ Unbilled</w:t>
-            </w:r>
-          </w:p>
-        </w:t>
+        <w:t xml:space="preserve">2026-08-19</w:t>
+      </w:r>
+    </w:p>
+    <w:p>
+      <w:pPr>
+        <w:spacing w:after="40"/>
+      </w:pPr>
+      <w:r>
+        <w:rPr>
+          <w:b/>
+          <w:bCs/>
+          <w:color w:val="215732"/>
+        </w:rPr>
+        <w:t xml:space="preserve">IMPLEMENTED in HubSpot — verified live 2026-09-07 (meta wording differs slightly from audit; acceptable)</w:t>
+      </w:r>
+    </w:p>
+    <w:p>
+      <w:pPr>
+        <w:spacing w:after="20"/>
+      </w:pPr>
+      <w:r>
+        <w:rPr>
+          <w:b/>
+          <w:bCs/>
+        </w:rPr>
+        <w:t xml:space="preserve">Billing: </w:t>
+      </w:r>
+      <w:r>
+        <w:t xml:space="preserve">☐ Unbilled</w:t>
       </w:r>
     </w:p>
     <w:p>
@@ -8745,24 +8877,35 @@
         <w:t xml:space="preserve">      Audited: </w:t>
       </w:r>
       <w:r>
-        <w:t xml:space="preserve">
-          2026-08-19
-          <w:p>
-            <w:pPr>
-              <w:spacing w:after="20"/>
-            </w:pPr>
-            <w:r>
-              <w:rPr>
-                <w:b/>
-                <w:bCs/>
-              </w:rPr>
-              <w:t xml:space="preserve">Billing: </w:t>
-            </w:r>
-            <w:r>
-              <w:t xml:space="preserve">☐ Unbilled</w:t>
-            </w:r>
-          </w:p>
-        </w:t>
+        <w:t xml:space="preserve">2026-08-19</w:t>
+      </w:r>
+    </w:p>
+    <w:p>
+      <w:pPr>
+        <w:spacing w:after="40"/>
+      </w:pPr>
+      <w:r>
+        <w:rPr>
+          <w:b/>
+          <w:bCs/>
+          <w:color w:val="215732"/>
+        </w:rPr>
+        <w:t xml:space="preserve">PARTIAL — verified 2026-09-07: title + schema done; META still the old text (paste the recommended meta); audit internal links not yet added to body</w:t>
+      </w:r>
+    </w:p>
+    <w:p>
+      <w:pPr>
+        <w:spacing w:after="20"/>
+      </w:pPr>
+      <w:r>
+        <w:rPr>
+          <w:b/>
+          <w:bCs/>
+        </w:rPr>
+        <w:t xml:space="preserve">Billing: </w:t>
+      </w:r>
+      <w:r>
+        <w:t xml:space="preserve">☐ Unbilled</w:t>
       </w:r>
     </w:p>
     <w:p>
@@ -9341,24 +9484,35 @@
         <w:t xml:space="preserve">      Audited: </w:t>
       </w:r>
       <w:r>
-        <w:t xml:space="preserve">
-          2026-08-19
-          <w:p>
-            <w:pPr>
-              <w:spacing w:after="20"/>
-            </w:pPr>
-            <w:r>
-              <w:rPr>
-                <w:b/>
-                <w:bCs/>
-              </w:rPr>
-              <w:t xml:space="preserve">Billing: </w:t>
-            </w:r>
-            <w:r>
-              <w:t xml:space="preserve">☐ Unbilled</w:t>
-            </w:r>
-          </w:p>
-        </w:t>
+        <w:t xml:space="preserve">2026-08-19</w:t>
+      </w:r>
+    </w:p>
+    <w:p>
+      <w:pPr>
+        <w:spacing w:after="40"/>
+      </w:pPr>
+      <w:r>
+        <w:rPr>
+          <w:b/>
+          <w:bCs/>
+          <w:color w:val="215732"/>
+        </w:rPr>
+        <w:t xml:space="preserve">IMPLEMENTED in HubSpot — verified live 2026-09-07 (title, meta, BlogPosting schema, alt text)</w:t>
+      </w:r>
+    </w:p>
+    <w:p>
+      <w:pPr>
+        <w:spacing w:after="20"/>
+      </w:pPr>
+      <w:r>
+        <w:rPr>
+          <w:b/>
+          <w:bCs/>
+        </w:rPr>
+        <w:t xml:space="preserve">Billing: </w:t>
+      </w:r>
+      <w:r>
+        <w:t xml:space="preserve">☐ Unbilled</w:t>
       </w:r>
     </w:p>
     <w:p>
@@ -10029,24 +10183,35 @@
         <w:t xml:space="preserve">      Audited: </w:t>
       </w:r>
       <w:r>
-        <w:t xml:space="preserve">
-          2026-08-19
-          <w:p>
-            <w:pPr>
-              <w:spacing w:after="20"/>
-            </w:pPr>
-            <w:r>
-              <w:rPr>
-                <w:b/>
-                <w:bCs/>
-              </w:rPr>
-              <w:t xml:space="preserve">Billing: </w:t>
-            </w:r>
-            <w:r>
-              <w:t xml:space="preserve">☐ Unbilled</w:t>
-            </w:r>
-          </w:p>
-        </w:t>
+        <w:t xml:space="preserve">2026-08-19</w:t>
+      </w:r>
+    </w:p>
+    <w:p>
+      <w:pPr>
+        <w:spacing w:after="40"/>
+      </w:pPr>
+      <w:r>
+        <w:rPr>
+          <w:b/>
+          <w:bCs/>
+          <w:color w:val="215732"/>
+        </w:rPr>
+        <w:t xml:space="preserve">IMPLEMENTED in HubSpot 2026-09-08 — verified live (title, meta, BlogPosting schema); both audit links added</w:t>
+      </w:r>
+    </w:p>
+    <w:p>
+      <w:pPr>
+        <w:spacing w:after="20"/>
+      </w:pPr>
+      <w:r>
+        <w:rPr>
+          <w:b/>
+          <w:bCs/>
+        </w:rPr>
+        <w:t xml:space="preserve">Billing: </w:t>
+      </w:r>
+      <w:r>
+        <w:t xml:space="preserve">✓ Billed 1.25 h (2026-09-08)</w:t>
       </w:r>
     </w:p>
     <w:p>
@@ -10552,27 +10717,38 @@
         <w:t xml:space="preserve">      Audited: </w:t>
       </w:r>
       <w:r>
-        <w:t xml:space="preserve">
-          2026-08-19
-          <w:p>
-            <w:pPr>
-              <w:spacing w:after="20"/>
-            </w:pPr>
-            <w:r>
-              <w:rPr>
-                <w:b/>
-                <w:bCs/>
-              </w:rPr>
-              <w:t xml:space="preserve">Billing: </w:t>
-            </w:r>
-            <w:r>
-              <w:rPr>
-                <w:color w:val="215732"/>
-              </w:rPr>
-              <w:t xml:space="preserve">✓ Billed</w:t>
-            </w:r>
-          </w:p>
-        </w:t>
+        <w:t xml:space="preserve">2026-08-19</w:t>
+      </w:r>
+    </w:p>
+    <w:p>
+      <w:pPr>
+        <w:spacing w:after="40"/>
+      </w:pPr>
+      <w:r>
+        <w:rPr>
+          <w:b/>
+          <w:bCs/>
+          <w:color w:val="215732"/>
+        </w:rPr>
+        <w:t xml:space="preserve">IMPLEMENTED in HubSpot — verified live 2026-09-07 (title, meta, BlogPosting schema, alt text); audit internal links not yet added to body</w:t>
+      </w:r>
+    </w:p>
+    <w:p>
+      <w:pPr>
+        <w:spacing w:after="20"/>
+      </w:pPr>
+      <w:r>
+        <w:rPr>
+          <w:b/>
+          <w:bCs/>
+        </w:rPr>
+        <w:t xml:space="preserve">Billing: </w:t>
+      </w:r>
+      <w:r>
+        <w:rPr>
+          <w:color w:val="215732"/>
+        </w:rPr>
+        <w:t xml:space="preserve">✓ Billed</w:t>
       </w:r>
     </w:p>
     <w:p>
@@ -11230,24 +11406,35 @@
         <w:t xml:space="preserve">      Audited: </w:t>
       </w:r>
       <w:r>
-        <w:t xml:space="preserve">
-          2026-08-19
-          <w:p>
-            <w:pPr>
-              <w:spacing w:after="20"/>
-            </w:pPr>
-            <w:r>
-              <w:rPr>
-                <w:b/>
-                <w:bCs/>
-              </w:rPr>
-              <w:t xml:space="preserve">Billing: </w:t>
-            </w:r>
-            <w:r>
-              <w:t xml:space="preserve">☐ Unbilled</w:t>
-            </w:r>
-          </w:p>
-        </w:t>
+        <w:t xml:space="preserve">2026-08-19</w:t>
+      </w:r>
+    </w:p>
+    <w:p>
+      <w:pPr>
+        <w:spacing w:after="40"/>
+      </w:pPr>
+      <w:r>
+        <w:rPr>
+          <w:b/>
+          <w:bCs/>
+          <w:color w:val="215732"/>
+        </w:rPr>
+        <w:t xml:space="preserve">IMPLEMENTED in HubSpot — verified live 2026-09-07 (title, meta, BlogPosting schema, alt text)</w:t>
+      </w:r>
+    </w:p>
+    <w:p>
+      <w:pPr>
+        <w:spacing w:after="20"/>
+      </w:pPr>
+      <w:r>
+        <w:rPr>
+          <w:b/>
+          <w:bCs/>
+        </w:rPr>
+        <w:t xml:space="preserve">Billing: </w:t>
+      </w:r>
+      <w:r>
+        <w:t xml:space="preserve">☐ Unbilled</w:t>
       </w:r>
     </w:p>
     <w:p>
@@ -11777,24 +11964,35 @@
         <w:t xml:space="preserve">      Audited: </w:t>
       </w:r>
       <w:r>
-        <w:t xml:space="preserve">
-          2026-08-19
-          <w:p>
-            <w:pPr>
-              <w:spacing w:after="20"/>
-            </w:pPr>
-            <w:r>
-              <w:rPr>
-                <w:b/>
-                <w:bCs/>
-              </w:rPr>
-              <w:t xml:space="preserve">Billing: </w:t>
-            </w:r>
-            <w:r>
-              <w:t xml:space="preserve">☐ Unbilled</w:t>
-            </w:r>
-          </w:p>
-        </w:t>
+        <w:t xml:space="preserve">2026-08-19</w:t>
+      </w:r>
+    </w:p>
+    <w:p>
+      <w:pPr>
+        <w:spacing w:after="40"/>
+      </w:pPr>
+      <w:r>
+        <w:rPr>
+          <w:b/>
+          <w:bCs/>
+          <w:color w:val="215732"/>
+        </w:rPr>
+        <w:t xml:space="preserve">IMPLEMENTED in HubSpot — verified live 2026-09-07 (title, meta, BlogPosting schema, alt text); audit internal links not yet added to body</w:t>
+      </w:r>
+    </w:p>
+    <w:p>
+      <w:pPr>
+        <w:spacing w:after="20"/>
+      </w:pPr>
+      <w:r>
+        <w:rPr>
+          <w:b/>
+          <w:bCs/>
+        </w:rPr>
+        <w:t xml:space="preserve">Billing: </w:t>
+      </w:r>
+      <w:r>
+        <w:t xml:space="preserve">☐ Unbilled</w:t>
       </w:r>
     </w:p>
     <w:p>
@@ -12318,24 +12516,35 @@
         <w:t xml:space="preserve">      Audited: </w:t>
       </w:r>
       <w:r>
-        <w:t xml:space="preserve">
-          2026-08-19
-          <w:p>
-            <w:pPr>
-              <w:spacing w:after="20"/>
-            </w:pPr>
-            <w:r>
-              <w:rPr>
-                <w:b/>
-                <w:bCs/>
-              </w:rPr>
-              <w:t xml:space="preserve">Billing: </w:t>
-            </w:r>
-            <w:r>
-              <w:t xml:space="preserve">☐ Unbilled</w:t>
-            </w:r>
-          </w:p>
-        </w:t>
+        <w:t xml:space="preserve">2026-08-19</w:t>
+      </w:r>
+    </w:p>
+    <w:p>
+      <w:pPr>
+        <w:spacing w:after="40"/>
+      </w:pPr>
+      <w:r>
+        <w:rPr>
+          <w:b/>
+          <w:bCs/>
+          <w:color w:val="215732"/>
+        </w:rPr>
+        <w:t xml:space="preserve">IMPLEMENTED in HubSpot — verified live 2026-09-07 (title, meta, BlogPosting schema, alt text); audit internal links not yet added to body</w:t>
+      </w:r>
+    </w:p>
+    <w:p>
+      <w:pPr>
+        <w:spacing w:after="20"/>
+      </w:pPr>
+      <w:r>
+        <w:rPr>
+          <w:b/>
+          <w:bCs/>
+        </w:rPr>
+        <w:t xml:space="preserve">Billing: </w:t>
+      </w:r>
+      <w:r>
+        <w:t xml:space="preserve">☐ Unbilled</w:t>
       </w:r>
     </w:p>
     <w:p>
@@ -12859,24 +13068,35 @@
         <w:t xml:space="preserve">      Audited: </w:t>
       </w:r>
       <w:r>
-        <w:t xml:space="preserve">
-          2026-08-19
-          <w:p>
-            <w:pPr>
-              <w:spacing w:after="20"/>
-            </w:pPr>
-            <w:r>
-              <w:rPr>
-                <w:b/>
-                <w:bCs/>
-              </w:rPr>
-              <w:t xml:space="preserve">Billing: </w:t>
-            </w:r>
-            <w:r>
-              <w:t xml:space="preserve">☐ Unbilled</w:t>
-            </w:r>
-          </w:p>
-        </w:t>
+        <w:t xml:space="preserve">2026-08-19</w:t>
+      </w:r>
+    </w:p>
+    <w:p>
+      <w:pPr>
+        <w:spacing w:after="40"/>
+      </w:pPr>
+      <w:r>
+        <w:rPr>
+          <w:b/>
+          <w:bCs/>
+          <w:color w:val="215732"/>
+        </w:rPr>
+        <w:t xml:space="preserve">IMPLEMENTED in HubSpot — verified live 2026-09-07 (title, meta, BlogPosting schema, alt text)</w:t>
+      </w:r>
+    </w:p>
+    <w:p>
+      <w:pPr>
+        <w:spacing w:after="20"/>
+      </w:pPr>
+      <w:r>
+        <w:rPr>
+          <w:b/>
+          <w:bCs/>
+        </w:rPr>
+        <w:t xml:space="preserve">Billing: </w:t>
+      </w:r>
+      <w:r>
+        <w:t xml:space="preserve">☐ Unbilled</w:t>
       </w:r>
     </w:p>
     <w:p>
@@ -13400,24 +13620,35 @@
         <w:t xml:space="preserve">      Audited: </w:t>
       </w:r>
       <w:r>
-        <w:t xml:space="preserve">
-          2026-08-19
-          <w:p>
-            <w:pPr>
-              <w:spacing w:after="20"/>
-            </w:pPr>
-            <w:r>
-              <w:rPr>
-                <w:b/>
-                <w:bCs/>
-              </w:rPr>
-              <w:t xml:space="preserve">Billing: </w:t>
-            </w:r>
-            <w:r>
-              <w:t xml:space="preserve">☐ Unbilled</w:t>
-            </w:r>
-          </w:p>
-        </w:t>
+        <w:t xml:space="preserve">2026-08-19</w:t>
+      </w:r>
+    </w:p>
+    <w:p>
+      <w:pPr>
+        <w:spacing w:after="40"/>
+      </w:pPr>
+      <w:r>
+        <w:rPr>
+          <w:b/>
+          <w:bCs/>
+          <w:color w:val="215732"/>
+        </w:rPr>
+        <w:t xml:space="preserve">IMPLEMENTED in HubSpot — verified live 2026-09-07 (meta wording differs slightly from audit; acceptable); audit internal links not yet added to body</w:t>
+      </w:r>
+    </w:p>
+    <w:p>
+      <w:pPr>
+        <w:spacing w:after="20"/>
+      </w:pPr>
+      <w:r>
+        <w:rPr>
+          <w:b/>
+          <w:bCs/>
+        </w:rPr>
+        <w:t xml:space="preserve">Billing: </w:t>
+      </w:r>
+      <w:r>
+        <w:t xml:space="preserve">☐ Unbilled</w:t>
       </w:r>
     </w:p>
     <w:p>
@@ -13923,27 +14154,38 @@
         <w:t xml:space="preserve">      Audited: </w:t>
       </w:r>
       <w:r>
-        <w:t xml:space="preserve">
-          2026-08-19
-          <w:p>
-            <w:pPr>
-              <w:spacing w:after="20"/>
-            </w:pPr>
-            <w:r>
-              <w:rPr>
-                <w:b/>
-                <w:bCs/>
-              </w:rPr>
-              <w:t xml:space="preserve">Billing: </w:t>
-            </w:r>
-            <w:r>
-              <w:rPr>
-                <w:color w:val="215732"/>
-              </w:rPr>
-              <w:t xml:space="preserve">✓ Billed</w:t>
-            </w:r>
-          </w:p>
-        </w:t>
+        <w:t xml:space="preserve">2026-08-19</w:t>
+      </w:r>
+    </w:p>
+    <w:p>
+      <w:pPr>
+        <w:spacing w:after="40"/>
+      </w:pPr>
+      <w:r>
+        <w:rPr>
+          <w:b/>
+          <w:bCs/>
+          <w:color w:val="215732"/>
+        </w:rPr>
+        <w:t xml:space="preserve">IMPLEMENTED in HubSpot — verified live 2026-09-07 (meta wording differs slightly from audit; acceptable); audit internal links not yet added to body</w:t>
+      </w:r>
+    </w:p>
+    <w:p>
+      <w:pPr>
+        <w:spacing w:after="20"/>
+      </w:pPr>
+      <w:r>
+        <w:rPr>
+          <w:b/>
+          <w:bCs/>
+        </w:rPr>
+        <w:t xml:space="preserve">Billing: </w:t>
+      </w:r>
+      <w:r>
+        <w:rPr>
+          <w:color w:val="215732"/>
+        </w:rPr>
+        <w:t xml:space="preserve">✓ Billed</w:t>
       </w:r>
     </w:p>
     <w:p>
@@ -14504,24 +14746,35 @@
         <w:t xml:space="preserve">      Audited: </w:t>
       </w:r>
       <w:r>
-        <w:t xml:space="preserve">
-          2026-08-26
-          <w:p>
-            <w:pPr>
-              <w:spacing w:after="20"/>
-            </w:pPr>
-            <w:r>
-              <w:rPr>
-                <w:b/>
-                <w:bCs/>
-              </w:rPr>
-              <w:t xml:space="preserve">Billing: </w:t>
-            </w:r>
-            <w:r>
-              <w:t xml:space="preserve">☐ Unbilled</w:t>
-            </w:r>
-          </w:p>
-        </w:t>
+        <w:t xml:space="preserve">2026-08-26</w:t>
+      </w:r>
+    </w:p>
+    <w:p>
+      <w:pPr>
+        <w:spacing w:after="40"/>
+      </w:pPr>
+      <w:r>
+        <w:rPr>
+          <w:b/>
+          <w:bCs/>
+          <w:color w:val="215732"/>
+        </w:rPr>
+        <w:t xml:space="preserve">IMPLEMENTED in HubSpot — verified live 2026-09-07 (title, meta, BlogPosting schema, alt text); audit internal links not yet added to body</w:t>
+      </w:r>
+    </w:p>
+    <w:p>
+      <w:pPr>
+        <w:spacing w:after="20"/>
+      </w:pPr>
+      <w:r>
+        <w:rPr>
+          <w:b/>
+          <w:bCs/>
+        </w:rPr>
+        <w:t xml:space="preserve">Billing: </w:t>
+      </w:r>
+      <w:r>
+        <w:t xml:space="preserve">☐ Unbilled</w:t>
       </w:r>
     </w:p>
     <w:p>
@@ -15069,24 +15322,35 @@
         <w:t xml:space="preserve">      Audited: </w:t>
       </w:r>
       <w:r>
-        <w:t xml:space="preserve">
-          2026-08-26
-          <w:p>
-            <w:pPr>
-              <w:spacing w:after="20"/>
-            </w:pPr>
-            <w:r>
-              <w:rPr>
-                <w:b/>
-                <w:bCs/>
-              </w:rPr>
-              <w:t xml:space="preserve">Billing: </w:t>
-            </w:r>
-            <w:r>
-              <w:t xml:space="preserve">☐ Unbilled</w:t>
-            </w:r>
-          </w:p>
-        </w:t>
+        <w:t xml:space="preserve">2026-08-26</w:t>
+      </w:r>
+    </w:p>
+    <w:p>
+      <w:pPr>
+        <w:spacing w:after="40"/>
+      </w:pPr>
+      <w:r>
+        <w:rPr>
+          <w:b/>
+          <w:bCs/>
+          <w:color w:val="215732"/>
+        </w:rPr>
+        <w:t xml:space="preserve">IMPLEMENTED in HubSpot — verified live 2026-09-07 (title, meta, BlogPosting schema, alt text); audit internal links not yet added to body</w:t>
+      </w:r>
+    </w:p>
+    <w:p>
+      <w:pPr>
+        <w:spacing w:after="20"/>
+      </w:pPr>
+      <w:r>
+        <w:rPr>
+          <w:b/>
+          <w:bCs/>
+        </w:rPr>
+        <w:t xml:space="preserve">Billing: </w:t>
+      </w:r>
+      <w:r>
+        <w:t xml:space="preserve">☐ Unbilled</w:t>
       </w:r>
     </w:p>
     <w:p>
@@ -15702,24 +15966,35 @@
         <w:t xml:space="preserve">      Audited: </w:t>
       </w:r>
       <w:r>
-        <w:t xml:space="preserve">
-          2026-08-26
-          <w:p>
-            <w:pPr>
-              <w:spacing w:after="20"/>
-            </w:pPr>
-            <w:r>
-              <w:rPr>
-                <w:b/>
-                <w:bCs/>
-              </w:rPr>
-              <w:t xml:space="preserve">Billing: </w:t>
-            </w:r>
-            <w:r>
-              <w:t xml:space="preserve">☐ Unbilled</w:t>
-            </w:r>
-          </w:p>
-        </w:t>
+        <w:t xml:space="preserve">2026-08-26</w:t>
+      </w:r>
+    </w:p>
+    <w:p>
+      <w:pPr>
+        <w:spacing w:after="40"/>
+      </w:pPr>
+      <w:r>
+        <w:rPr>
+          <w:b/>
+          <w:bCs/>
+          <w:color w:val="215732"/>
+        </w:rPr>
+        <w:t xml:space="preserve">IMPLEMENTED in HubSpot — verified live 2026-09-07 (title, meta, BlogPosting schema, alt text); audit internal links not yet added to body</w:t>
+      </w:r>
+    </w:p>
+    <w:p>
+      <w:pPr>
+        <w:spacing w:after="20"/>
+      </w:pPr>
+      <w:r>
+        <w:rPr>
+          <w:b/>
+          <w:bCs/>
+        </w:rPr>
+        <w:t xml:space="preserve">Billing: </w:t>
+      </w:r>
+      <w:r>
+        <w:t xml:space="preserve">☐ Unbilled</w:t>
       </w:r>
     </w:p>
     <w:p>
@@ -16243,24 +16518,35 @@
         <w:t xml:space="preserve">      Audited: </w:t>
       </w:r>
       <w:r>
-        <w:t xml:space="preserve">
-          2026-08-26
-          <w:p>
-            <w:pPr>
-              <w:spacing w:after="20"/>
-            </w:pPr>
-            <w:r>
-              <w:rPr>
-                <w:b/>
-                <w:bCs/>
-              </w:rPr>
-              <w:t xml:space="preserve">Billing: </w:t>
-            </w:r>
-            <w:r>
-              <w:t xml:space="preserve">☐ Unbilled</w:t>
-            </w:r>
-          </w:p>
-        </w:t>
+        <w:t xml:space="preserve">2026-08-26</w:t>
+      </w:r>
+    </w:p>
+    <w:p>
+      <w:pPr>
+        <w:spacing w:after="40"/>
+      </w:pPr>
+      <w:r>
+        <w:rPr>
+          <w:b/>
+          <w:bCs/>
+          <w:color w:val="215732"/>
+        </w:rPr>
+        <w:t xml:space="preserve">IMPLEMENTED in HubSpot — verified live 2026-09-07 (title, meta, BlogPosting schema, alt text); audit internal links not yet added to body</w:t>
+      </w:r>
+    </w:p>
+    <w:p>
+      <w:pPr>
+        <w:spacing w:after="20"/>
+      </w:pPr>
+      <w:r>
+        <w:rPr>
+          <w:b/>
+          <w:bCs/>
+        </w:rPr>
+        <w:t xml:space="preserve">Billing: </w:t>
+      </w:r>
+      <w:r>
+        <w:t xml:space="preserve">☐ Unbilled</w:t>
       </w:r>
     </w:p>
     <w:p>
@@ -16826,24 +17112,35 @@
         <w:t xml:space="preserve">      Audited: </w:t>
       </w:r>
       <w:r>
-        <w:t xml:space="preserve">
-          2026-08-26
-          <w:p>
-            <w:pPr>
-              <w:spacing w:after="20"/>
-            </w:pPr>
-            <w:r>
-              <w:rPr>
-                <w:b/>
-                <w:bCs/>
-              </w:rPr>
-              <w:t xml:space="preserve">Billing: </w:t>
-            </w:r>
-            <w:r>
-              <w:t xml:space="preserve">☐ Unbilled</w:t>
-            </w:r>
-          </w:p>
-        </w:t>
+        <w:t xml:space="preserve">2026-08-26</w:t>
+      </w:r>
+    </w:p>
+    <w:p>
+      <w:pPr>
+        <w:spacing w:after="40"/>
+      </w:pPr>
+      <w:r>
+        <w:rPr>
+          <w:b/>
+          <w:bCs/>
+          <w:color w:val="215732"/>
+        </w:rPr>
+        <w:t xml:space="preserve">IMPLEMENTED in HubSpot — verified live 2026-09-07 (title, meta, BlogPosting schema, alt text)</w:t>
+      </w:r>
+    </w:p>
+    <w:p>
+      <w:pPr>
+        <w:spacing w:after="20"/>
+      </w:pPr>
+      <w:r>
+        <w:rPr>
+          <w:b/>
+          <w:bCs/>
+        </w:rPr>
+        <w:t xml:space="preserve">Billing: </w:t>
+      </w:r>
+      <w:r>
+        <w:t xml:space="preserve">☐ Unbilled</w:t>
       </w:r>
     </w:p>
     <w:p>
@@ -17391,24 +17688,35 @@
         <w:t xml:space="preserve">      Audited: </w:t>
       </w:r>
       <w:r>
-        <w:t xml:space="preserve">
-          2026-08-26
-          <w:p>
-            <w:pPr>
-              <w:spacing w:after="20"/>
-            </w:pPr>
-            <w:r>
-              <w:rPr>
-                <w:b/>
-                <w:bCs/>
-              </w:rPr>
-              <w:t xml:space="preserve">Billing: </w:t>
-            </w:r>
-            <w:r>
-              <w:t xml:space="preserve">☐ Unbilled</w:t>
-            </w:r>
-          </w:p>
-        </w:t>
+        <w:t xml:space="preserve">2026-08-26</w:t>
+      </w:r>
+    </w:p>
+    <w:p>
+      <w:pPr>
+        <w:spacing w:after="40"/>
+      </w:pPr>
+      <w:r>
+        <w:rPr>
+          <w:b/>
+          <w:bCs/>
+          <w:color w:val="215732"/>
+        </w:rPr>
+        <w:t xml:space="preserve">PARTIAL — verified 2026-09-07: meta + schema done; PAGE TITLE still the old headline (paste the recommended title); audit internal links not yet added to body</w:t>
+      </w:r>
+    </w:p>
+    <w:p>
+      <w:pPr>
+        <w:spacing w:after="20"/>
+      </w:pPr>
+      <w:r>
+        <w:rPr>
+          <w:b/>
+          <w:bCs/>
+        </w:rPr>
+        <w:t xml:space="preserve">Billing: </w:t>
+      </w:r>
+      <w:r>
+        <w:t xml:space="preserve">☐ Unbilled</w:t>
       </w:r>
     </w:p>
     <w:p>
@@ -17969,27 +18277,38 @@
         <w:t xml:space="preserve">      Audited: </w:t>
       </w:r>
       <w:r>
-        <w:t xml:space="preserve">
-          2026-08-26
-          <w:p>
-            <w:pPr>
-              <w:spacing w:after="20"/>
-            </w:pPr>
-            <w:r>
-              <w:rPr>
-                <w:b/>
-                <w:bCs/>
-              </w:rPr>
-              <w:t xml:space="preserve">Billing: </w:t>
-            </w:r>
-            <w:r>
-              <w:rPr>
-                <w:color w:val="215732"/>
-              </w:rPr>
-              <w:t xml:space="preserve">✓ Billed</w:t>
-            </w:r>
-          </w:p>
-        </w:t>
+        <w:t xml:space="preserve">2026-08-26</w:t>
+      </w:r>
+    </w:p>
+    <w:p>
+      <w:pPr>
+        <w:spacing w:after="40"/>
+      </w:pPr>
+      <w:r>
+        <w:rPr>
+          <w:b/>
+          <w:bCs/>
+          <w:color w:val="215732"/>
+        </w:rPr>
+        <w:t xml:space="preserve">IMPLEMENTED in HubSpot 2026-09-08 — verified live (title, meta, BlogPosting schema, alt text); health &amp; wellness link added, finishing &amp; slitting link still to add</w:t>
+      </w:r>
+    </w:p>
+    <w:p>
+      <w:pPr>
+        <w:spacing w:after="20"/>
+      </w:pPr>
+      <w:r>
+        <w:rPr>
+          <w:b/>
+          <w:bCs/>
+        </w:rPr>
+        <w:t xml:space="preserve">Billing: </w:t>
+      </w:r>
+      <w:r>
+        <w:rPr>
+          <w:color w:val="215732"/>
+        </w:rPr>
+        <w:t xml:space="preserve">✓ Billed — audit earlier + 1.25 h implementation (2026-09-08)</w:t>
       </w:r>
     </w:p>
     <w:p>
@@ -18486,7 +18805,11 @@
 </w:document>
 </file>
 
-<file path=word\endnotes.xml><?xml version="1.0" encoding="utf-8"?>
+<file path=word/comments.xml><?xml version="1.0" encoding="utf-8"?>
+<w:comments xmlns:cx="http://schemas.microsoft.com/office/drawing/2014/chartex" xmlns:cx1="http://schemas.microsoft.com/office/drawing/2015/9/8/chartex" xmlns:cx2="http://schemas.microsoft.com/office/drawing/2015/10/21/chartex" xmlns:cx3="http://schemas.microsoft.com/office/drawing/2016/5/9/chartex" xmlns:cx4="http://schemas.microsoft.com/office/drawing/2016/5/10/chartex" xmlns:cx5="http://schemas.microsoft.com/office/drawing/2016/5/11/chartex" xmlns:cx6="http://schemas.microsoft.com/office/drawing/2016/5/12/chartex" xmlns:cx7="http://schemas.microsoft.com/office/drawing/2016/5/13/chartex" xmlns:cx8="http://schemas.microsoft.com/office/drawing/2016/5/14/chartex" xmlns:mc="http://schemas.openxmlformats.org/markup-compatibility/2006" xmlns:aink="http://schemas.microsoft.com/office/drawing/2016/ink" xmlns:am3d="http://schemas.microsoft.com/office/drawing/2017/model3d" xmlns:o="urn:schemas-microsoft-com:office:office" xmlns:r="http://schemas.openxmlformats.org/officeDocument/2006/relationships" xmlns:m="http://schemas.openxmlformats.org/officeDocument/2006/math" xmlns:v="urn:schemas-microsoft-com:vml" xmlns:wp14="http://schemas.microsoft.com/office/word/2010/wordprocessingDrawing" xmlns:wp="http://schemas.openxmlformats.org/drawingml/2006/wordprocessingDrawing" xmlns:w10="urn:schemas-microsoft-com:office:word" xmlns:w="http://schemas.openxmlformats.org/wordprocessingml/2006/main" xmlns:w14="http://schemas.microsoft.com/office/word/2010/wordml" xmlns:w15="http://schemas.microsoft.com/office/word/2012/wordml" xmlns:w16cex="http://schemas.microsoft.com/office/word/2018/wordml/cex" xmlns:w16cid="http://schemas.microsoft.com/office/word/2016/wordml/cid" xmlns:w16="http://schemas.microsoft.com/office/word/2018/wordml" xmlns:w16sdtdh="http://schemas.microsoft.com/office/word/2020/wordml/sdtdatahash" xmlns:w16se="http://schemas.microsoft.com/office/word/2015/wordml/symex" xmlns:wpg="http://schemas.microsoft.com/office/word/2010/wordprocessingGroup" xmlns:wpi="http://schemas.microsoft.com/office/word/2010/wordprocessingInk" xmlns:wne="http://schemas.microsoft.com/office/word/2006/wordml" xmlns:wps="http://schemas.microsoft.com/office/word/2010/wordprocessingShape"/>
+</file>
+
+<file path=word/endnotes.xml><?xml version="1.0" encoding="utf-8"?>
 <w:endnotes xmlns:wpc="http://schemas.microsoft.com/office/word/2010/wordprocessingCanvas" xmlns:mc="http://schemas.openxmlformats.org/markup-compatibility/2006" xmlns:o="urn:schemas-microsoft-com:office:office" xmlns:r="http://schemas.openxmlformats.org/officeDocument/2006/relationships" xmlns:m="http://schemas.openxmlformats.org/officeDocument/2006/math" xmlns:v="urn:schemas-microsoft-com:vml" xmlns:wp14="http://schemas.microsoft.com/office/word/2010/wordprocessingDrawing" xmlns:wp="http://schemas.openxmlformats.org/drawingml/2006/wordprocessingDrawing" xmlns:w10="urn:schemas-microsoft-com:office:word" xmlns:w="http://schemas.openxmlformats.org/wordprocessingml/2006/main" xmlns:w14="http://schemas.microsoft.com/office/word/2010/wordml" xmlns:w15="http://schemas.microsoft.com/office/word/2012/wordml" xmlns:wpg="http://schemas.microsoft.com/office/word/2010/wordprocessingGroup" xmlns:wpi="http://schemas.microsoft.com/office/word/2010/wordprocessingInk" xmlns:wne="http://schemas.microsoft.com/office/word/2006/wordml" xmlns:wps="http://schemas.microsoft.com/office/word/2010/wordprocessingShape" mc:Ignorable="w14 w15 wp14">
   <w:endnote w:type="separator" w:id="-1">
     <w:p>
@@ -18523,11 +18846,7 @@
 </w:endnotes>
 </file>
 
-<file path=word\fontTable.xml><?xml version="1.0" encoding="utf-8"?>
-<w:fonts xmlns:mc="http://schemas.openxmlformats.org/markup-compatibility/2006" xmlns:r="http://schemas.openxmlformats.org/officeDocument/2006/relationships" xmlns:w="http://schemas.openxmlformats.org/wordprocessingml/2006/main" xmlns:w14="http://schemas.microsoft.com/office/word/2010/wordml" xmlns:w15="http://schemas.microsoft.com/office/word/2012/wordml" xmlns:w16cex="http://schemas.microsoft.com/office/word/2018/wordml/cex" xmlns:w16cid="http://schemas.microsoft.com/office/word/2016/wordml/cid" xmlns:w16="http://schemas.microsoft.com/office/word/2018/wordml" xmlns:w16sdtdh="http://schemas.microsoft.com/office/word/2020/wordml/sdtdatahash" xmlns:w16se="http://schemas.microsoft.com/office/word/2015/wordml/symex" mc:Ignorable="w14 w15 w16se w16cid w16 w16cex w16sdtdh"/>
-</file>
-
-<file path=word\footer1.xml><?xml version="1.0" encoding="utf-8"?>
+<file path=word/footer1.xml><?xml version="1.0" encoding="utf-8"?>
 <w:ftr xmlns:wpc="http://schemas.microsoft.com/office/word/2010/wordprocessingCanvas" xmlns:mc="http://schemas.openxmlformats.org/markup-compatibility/2006" xmlns:o="urn:schemas-microsoft-com:office:office" xmlns:r="http://schemas.openxmlformats.org/officeDocument/2006/relationships" xmlns:m="http://schemas.openxmlformats.org/officeDocument/2006/math" xmlns:v="urn:schemas-microsoft-com:vml" xmlns:wp14="http://schemas.microsoft.com/office/word/2010/wordprocessingDrawing" xmlns:wp="http://schemas.openxmlformats.org/drawingml/2006/wordprocessingDrawing" xmlns:w10="urn:schemas-microsoft-com:office:word" xmlns:w="http://schemas.openxmlformats.org/wordprocessingml/2006/main" xmlns:w14="http://schemas.microsoft.com/office/word/2010/wordml" xmlns:w15="http://schemas.microsoft.com/office/word/2012/wordml" xmlns:wpg="http://schemas.microsoft.com/office/word/2010/wordprocessingGroup" xmlns:wpi="http://schemas.microsoft.com/office/word/2010/wordprocessingInk" xmlns:wne="http://schemas.microsoft.com/office/word/2006/wordml" xmlns:wps="http://schemas.microsoft.com/office/word/2010/wordprocessingShape">
   <w:p>
     <w:pPr>
@@ -18556,7 +18875,7 @@
 </w:ftr>
 </file>
 
-<file path=word\footnotes.xml><?xml version="1.0" encoding="utf-8"?>
+<file path=word/footnotes.xml><?xml version="1.0" encoding="utf-8"?>
 <w:footnotes xmlns:wpc="http://schemas.microsoft.com/office/word/2010/wordprocessingCanvas" xmlns:mc="http://schemas.openxmlformats.org/markup-compatibility/2006" xmlns:o="urn:schemas-microsoft-com:office:office" xmlns:r="http://schemas.openxmlformats.org/officeDocument/2006/relationships" xmlns:m="http://schemas.openxmlformats.org/officeDocument/2006/math" xmlns:v="urn:schemas-microsoft-com:vml" xmlns:wp14="http://schemas.microsoft.com/office/word/2010/wordprocessingDrawing" xmlns:wp="http://schemas.openxmlformats.org/drawingml/2006/wordprocessingDrawing" xmlns:w10="urn:schemas-microsoft-com:office:word" xmlns:w="http://schemas.openxmlformats.org/wordprocessingml/2006/main" xmlns:w14="http://schemas.microsoft.com/office/word/2010/wordml" xmlns:w15="http://schemas.microsoft.com/office/word/2012/wordml" xmlns:wpg="http://schemas.microsoft.com/office/word/2010/wordprocessingGroup" xmlns:wpi="http://schemas.microsoft.com/office/word/2010/wordprocessingInk" xmlns:wne="http://schemas.microsoft.com/office/word/2006/wordml" xmlns:wps="http://schemas.microsoft.com/office/word/2010/wordprocessingShape" mc:Ignorable="w14 w15 wp14">
   <w:footnote w:type="separator" w:id="-1">
     <w:p>
@@ -18593,7 +18912,7 @@
 </w:footnotes>
 </file>
 
-<file path=word\header1.xml><?xml version="1.0" encoding="utf-8"?>
+<file path=word/header1.xml><?xml version="1.0" encoding="utf-8"?>
 <w:hdr xmlns:wpc="http://schemas.microsoft.com/office/word/2010/wordprocessingCanvas" xmlns:mc="http://schemas.openxmlformats.org/markup-compatibility/2006" xmlns:o="urn:schemas-microsoft-com:office:office" xmlns:r="http://schemas.openxmlformats.org/officeDocument/2006/relationships" xmlns:m="http://schemas.openxmlformats.org/officeDocument/2006/math" xmlns:v="urn:schemas-microsoft-com:vml" xmlns:wp14="http://schemas.microsoft.com/office/word/2010/wordprocessingDrawing" xmlns:wp="http://schemas.openxmlformats.org/drawingml/2006/wordprocessingDrawing" xmlns:w10="urn:schemas-microsoft-com:office:word" xmlns:w="http://schemas.openxmlformats.org/wordprocessingml/2006/main" xmlns:w14="http://schemas.microsoft.com/office/word/2010/wordml" xmlns:w15="http://schemas.microsoft.com/office/word/2012/wordml" xmlns:wpg="http://schemas.microsoft.com/office/word/2010/wordprocessingGroup" xmlns:wpi="http://schemas.microsoft.com/office/word/2010/wordprocessingInk" xmlns:wne="http://schemas.microsoft.com/office/word/2006/wordml" xmlns:wps="http://schemas.microsoft.com/office/word/2010/wordprocessingShape" xmlns:cx="http://schemas.microsoft.com/office/drawing/2014/chartex" xmlns:cx1="http://schemas.microsoft.com/office/drawing/2015/9/8/chartex" xmlns:cx2="http://schemas.microsoft.com/office/drawing/2015/10/21/chartex" xmlns:cx3="http://schemas.microsoft.com/office/drawing/2016/5/9/chartex" xmlns:cx4="http://schemas.microsoft.com/office/drawing/2016/5/10/chartex" xmlns:cx5="http://schemas.microsoft.com/office/drawing/2016/5/11/chartex" xmlns:cx6="http://schemas.microsoft.com/office/drawing/2016/5/12/chartex" xmlns:cx7="http://schemas.microsoft.com/office/drawing/2016/5/13/chartex" xmlns:cx8="http://schemas.microsoft.com/office/drawing/2016/5/14/chartex" xmlns:w16cid="http://schemas.microsoft.com/office/word/2016/wordml/cid" xmlns:w16se="http://schemas.microsoft.com/office/word/2015/wordml/symex">
   <w:p>
     <w:pPr>
@@ -18611,7 +18930,7 @@
 </w:hdr>
 </file>
 
-<file path=word\numbering.xml><?xml version="1.0" encoding="utf-8"?>
+<file path=word/numbering.xml><?xml version="1.0" encoding="utf-8"?>
 <w:numbering xmlns:wpc="http://schemas.microsoft.com/office/word/2010/wordprocessingCanvas" xmlns:mc="http://schemas.openxmlformats.org/markup-compatibility/2006" xmlns:o="urn:schemas-microsoft-com:office:office" xmlns:r="http://schemas.openxmlformats.org/officeDocument/2006/relationships" xmlns:m="http://schemas.openxmlformats.org/officeDocument/2006/math" xmlns:v="urn:schemas-microsoft-com:vml" xmlns:wp14="http://schemas.microsoft.com/office/word/2010/wordprocessingDrawing" xmlns:wp="http://schemas.openxmlformats.org/drawingml/2006/wordprocessingDrawing" xmlns:w10="urn:schemas-microsoft-com:office:word" xmlns:w="http://schemas.openxmlformats.org/wordprocessingml/2006/main" xmlns:w14="http://schemas.microsoft.com/office/word/2010/wordml" xmlns:w15="http://schemas.microsoft.com/office/word/2012/wordml" xmlns:wpg="http://schemas.microsoft.com/office/word/2010/wordprocessingGroup" xmlns:wpi="http://schemas.microsoft.com/office/word/2010/wordprocessingInk" xmlns:wne="http://schemas.microsoft.com/office/word/2006/wordml" xmlns:wps="http://schemas.microsoft.com/office/word/2010/wordprocessingShape" mc:Ignorable="w14 w15 wp14">
   <w:abstractNum w:abstractNumId="1" w15:restartNumberingAfterBreak="0">
     <w:multiLevelType w:val="hybridMultilevel"/>
@@ -18724,17 +19043,7 @@
 </w:numbering>
 </file>
 
-<file path=word\settings.xml><?xml version="1.0" encoding="utf-8"?>
-<w:settings xmlns:wpc="http://schemas.microsoft.com/office/word/2010/wordprocessingCanvas" xmlns:mc="http://schemas.openxmlformats.org/markup-compatibility/2006" xmlns:o="urn:schemas-microsoft-com:office:office" xmlns:r="http://schemas.openxmlformats.org/officeDocument/2006/relationships" xmlns:m="http://schemas.openxmlformats.org/officeDocument/2006/math" xmlns:v="urn:schemas-microsoft-com:vml" xmlns:wp14="http://schemas.microsoft.com/office/word/2010/wordprocessingDrawing" xmlns:wp="http://schemas.openxmlformats.org/drawingml/2006/wordprocessingDrawing" xmlns:w10="urn:schemas-microsoft-com:office:word" xmlns:w="http://schemas.openxmlformats.org/wordprocessingml/2006/main" xmlns:w14="http://schemas.microsoft.com/office/word/2010/wordml" xmlns:w15="http://schemas.microsoft.com/office/word/2012/wordml" xmlns:wpg="http://schemas.microsoft.com/office/word/2010/wordprocessingGroup" xmlns:wpi="http://schemas.microsoft.com/office/word/2010/wordprocessingInk" xmlns:wne="http://schemas.microsoft.com/office/word/2006/wordml" xmlns:wps="http://schemas.microsoft.com/office/word/2010/wordprocessingShape" mc:Ignorable="w14 w15 wp14">
-  <w:displayBackgroundShape/>
-  <w:evenAndOddHeaders w:val="false"/>
-  <w:compat>
-    <w:compatSetting w:val="15" w:name="compatibilityMode" w:uri="http://schemas.microsoft.com/office/word"/>
-  </w:compat>
-</w:settings>
-</file>
-
-<file path=word\styles.xml><?xml version="1.0" encoding="utf-8"?>
+<file path=word/styles.xml><?xml version="1.0" encoding="utf-8"?>
 <w:styles xmlns:mc="http://schemas.openxmlformats.org/markup-compatibility/2006" xmlns:r="http://schemas.openxmlformats.org/officeDocument/2006/relationships" xmlns:w="http://schemas.openxmlformats.org/wordprocessingml/2006/main" xmlns:w14="http://schemas.microsoft.com/office/word/2010/wordml" xmlns:w15="http://schemas.microsoft.com/office/word/2012/wordml" mc:Ignorable="w14 w15">
   <w:docDefaults>
     <w:rPrDefault>
